--- a/Основы постр защищ БД/Лабы/Лабораторная работа № 12.docx
+++ b/Основы постр защищ БД/Лабы/Лабораторная работа № 12.docx
@@ -2,129 +2,289 @@
 <file path=word/document.xml><?xml version="1.0" encoding="utf-8"?>
 <w:document xmlns:wpc="http://schemas.microsoft.com/office/word/2010/wordprocessingCanvas" xmlns:cx="http://schemas.microsoft.com/office/drawing/2014/chartex" xmlns:cx1="http://schemas.microsoft.com/office/drawing/2015/9/8/chartex" xmlns:cx2="http://schemas.microsoft.com/office/drawing/2015/10/21/chartex" xmlns:cx3="http://schemas.microsoft.com/office/drawing/2016/5/9/chartex" xmlns:cx4="http://schemas.microsoft.com/office/drawing/2016/5/10/chartex" xmlns:cx5="http://schemas.microsoft.com/office/drawing/2016/5/11/chartex" xmlns:cx6="http://schemas.microsoft.com/office/drawing/2016/5/12/chartex" xmlns:cx7="http://schemas.microsoft.com/office/drawing/2016/5/13/chartex" xmlns:cx8="http://schemas.microsoft.com/office/drawing/2016/5/14/chartex" xmlns:mc="http://schemas.openxmlformats.org/markup-compatibility/2006" xmlns:aink="http://schemas.microsoft.com/office/drawing/2016/ink" xmlns:am3d="http://schemas.microsoft.com/office/drawing/2017/model3d" xmlns:o="urn:schemas-microsoft-com:office:office" xmlns:oel="http://schemas.microsoft.com/office/2019/extlst" xmlns:r="http://schemas.openxmlformats.org/officeDocument/2006/relationships" xmlns:m="http://schemas.openxmlformats.org/officeDocument/2006/math" xmlns:v="urn:schemas-microsoft-com:vml" xmlns:wp14="http://schemas.microsoft.com/office/word/2010/wordprocessingDrawing" xmlns:wp="http://schemas.openxmlformats.org/drawingml/2006/wordprocessingDrawing" xmlns:w10="urn:schemas-microsoft-com:office:word" xmlns:w="http://schemas.openxmlformats.org/wordprocessingml/2006/main" xmlns:w14="http://schemas.microsoft.com/office/word/2010/wordml" xmlns:w15="http://schemas.microsoft.com/office/word/2012/wordml" xmlns:w16cex="http://schemas.microsoft.com/office/word/2018/wordml/cex" xmlns:w16cid="http://schemas.microsoft.com/office/word/2016/wordml/cid" xmlns:w16="http://schemas.microsoft.com/office/word/2018/wordml" xmlns:w16du="http://schemas.microsoft.com/office/word/2023/wordml/word16du" xmlns:w16sdtdh="http://schemas.microsoft.com/office/word/2020/wordml/sdtdatahash" xmlns:w16sdtfl="http://schemas.microsoft.com/office/word/2024/wordml/sdtformatlock" xmlns:w16se="http://schemas.microsoft.com/office/word/2015/wordml/symex" xmlns:wpg="http://schemas.microsoft.com/office/word/2010/wordprocessingGroup" xmlns:wpi="http://schemas.microsoft.com/office/word/2010/wordprocessingInk" xmlns:wne="http://schemas.microsoft.com/office/word/2006/wordml" xmlns:wps="http://schemas.microsoft.com/office/word/2010/wordprocessingShape" mc:Ignorable="w14 w15 w16se w16cid w16 w16cex w16sdtdh w16sdtfl w16du wp14">
   <w:body>
-    <w:p/>
-    <w:p>
-      <w:pPr>
+    <w:p>
+      <w:pPr>
+        <w:spacing w:line="240" w:lineRule="auto"/>
         <w:jc w:val="center"/>
-      </w:pPr>
-      <w:r>
+        <w:rPr>
+          <w:rFonts w:eastAsia="Calibri"/>
+          <w:b w:val="0"/>
+          <w:bCs w:val="0"/>
+          <w:szCs w:val="22"/>
+        </w:rPr>
+      </w:pPr>
+      <w:r>
+        <w:rPr>
+          <w:rFonts w:eastAsia="Calibri"/>
+          <w:b w:val="0"/>
+          <w:bCs w:val="0"/>
+          <w:szCs w:val="22"/>
+        </w:rPr>
         <w:t>МИНИСТЕРСТВО НАУКИ И ВЫСШЕГО ОБРАЗОВАНИЯ РОССИЙСКОЙ ФЕДЕРАЦИИ</w:t>
       </w:r>
     </w:p>
     <w:p>
       <w:pPr>
+        <w:spacing w:line="240" w:lineRule="auto"/>
         <w:jc w:val="center"/>
-      </w:pPr>
-      <w:r>
+        <w:rPr>
+          <w:rFonts w:eastAsia="Calibri"/>
+          <w:szCs w:val="22"/>
+        </w:rPr>
+      </w:pPr>
+      <w:r>
+        <w:rPr>
+          <w:rFonts w:eastAsia="Calibri"/>
+          <w:szCs w:val="22"/>
+        </w:rPr>
         <w:t>ФЕДЕРАЛЬНОЕ ГОСУДАРСТВЕННОЕ БЮДЖЕТНОЕ ОБРАЗОВАТЕЛЬНОЕ УЧРЕЖДЕНИЕ ВЫСШЕГО ОБРАЗОВАНИЯ</w:t>
       </w:r>
       <w:r>
+        <w:rPr>
+          <w:rFonts w:eastAsia="Calibri"/>
+          <w:szCs w:val="22"/>
+        </w:rPr>
         <w:br/>
         <w:t xml:space="preserve"> «ДОНСКОЙ ГОСУДАРСТВЕННЫЙ ТЕХНИЧЕСКИЙ УНИВЕРСИТЕТ» (ДГТУ)</w:t>
       </w:r>
     </w:p>
     <w:p>
-      <w:r>
+      <w:pPr>
+        <w:spacing w:line="240" w:lineRule="auto"/>
+        <w:jc w:val="center"/>
+        <w:rPr>
+          <w:rFonts w:eastAsia="Calibri"/>
+          <w:szCs w:val="22"/>
+        </w:rPr>
+      </w:pPr>
+    </w:p>
+    <w:p>
+      <w:pPr>
+        <w:ind w:firstLine="0"/>
+        <w:rPr>
+          <w:rFonts w:eastAsia="Calibri"/>
+          <w:b w:val="0"/>
+          <w:bCs w:val="0"/>
+        </w:rPr>
+      </w:pPr>
+      <w:r>
+        <w:rPr>
+          <w:rFonts w:eastAsia="Calibri"/>
+          <w:b w:val="0"/>
+          <w:bCs w:val="0"/>
+        </w:rPr>
         <w:t>Факультет «Информатика и вычислительная техника»</w:t>
       </w:r>
     </w:p>
     <w:p>
-      <w:r>
+      <w:pPr>
+        <w:ind w:firstLine="0"/>
+        <w:rPr>
+          <w:rFonts w:eastAsia="Calibri"/>
+          <w:b w:val="0"/>
+          <w:bCs w:val="0"/>
+        </w:rPr>
+      </w:pPr>
+      <w:r>
+        <w:rPr>
+          <w:rFonts w:eastAsia="Calibri"/>
+          <w:b w:val="0"/>
+          <w:bCs w:val="0"/>
+        </w:rPr>
         <w:t>Кафедра «Кибербезопасность информационных систем»</w:t>
       </w:r>
     </w:p>
-    <w:p/>
-    <w:p/>
-    <w:p/>
-    <w:p/>
-    <w:p>
-      <w:pPr>
+    <w:p>
+      <w:pPr>
+        <w:rPr>
+          <w:rFonts w:eastAsia="Calibri"/>
+          <w:b w:val="0"/>
+          <w:bCs w:val="0"/>
+          <w:sz w:val="32"/>
+          <w:szCs w:val="32"/>
+        </w:rPr>
+      </w:pPr>
+    </w:p>
+    <w:p>
+      <w:pPr>
+        <w:rPr>
+          <w:rFonts w:eastAsia="Calibri"/>
+          <w:b w:val="0"/>
+          <w:bCs w:val="0"/>
+          <w:sz w:val="32"/>
+          <w:szCs w:val="32"/>
+        </w:rPr>
+      </w:pPr>
+    </w:p>
+    <w:p>
+      <w:pPr>
+        <w:rPr>
+          <w:rFonts w:eastAsia="Calibri"/>
+          <w:b w:val="0"/>
+          <w:bCs w:val="0"/>
+          <w:sz w:val="32"/>
+          <w:szCs w:val="32"/>
+        </w:rPr>
+      </w:pPr>
+    </w:p>
+    <w:p>
+      <w:pPr>
+        <w:spacing w:line="240" w:lineRule="auto"/>
         <w:ind w:firstLine="0"/>
         <w:jc w:val="center"/>
         <w:rPr>
-          <w:b w:val="0"/>
-          <w:bCs w:val="0"/>
-        </w:rPr>
-      </w:pPr>
-      <w:r>
-        <w:rPr>
-          <w:b w:val="0"/>
-          <w:bCs w:val="0"/>
+          <w:rFonts w:eastAsia="Calibri"/>
+          <w:b w:val="0"/>
+        </w:rPr>
+      </w:pPr>
+      <w:r>
+        <w:rPr>
+          <w:rFonts w:eastAsia="Calibri"/>
+          <w:b w:val="0"/>
         </w:rPr>
         <w:t>Лабораторная работа №</w:t>
       </w:r>
       <w:r>
         <w:rPr>
-          <w:b w:val="0"/>
-          <w:bCs w:val="0"/>
+          <w:rFonts w:eastAsia="Calibri"/>
+          <w:b w:val="0"/>
         </w:rPr>
         <w:t>1</w:t>
       </w:r>
       <w:r>
         <w:rPr>
-          <w:b w:val="0"/>
-          <w:bCs w:val="0"/>
+          <w:rFonts w:eastAsia="Calibri"/>
+          <w:b w:val="0"/>
         </w:rPr>
         <w:t>2</w:t>
       </w:r>
     </w:p>
     <w:p>
       <w:pPr>
+        <w:spacing w:line="240" w:lineRule="auto"/>
         <w:ind w:firstLine="0"/>
         <w:jc w:val="center"/>
         <w:rPr>
-          <w:b w:val="0"/>
-          <w:bCs w:val="0"/>
-        </w:rPr>
-      </w:pPr>
-      <w:r>
-        <w:rPr>
-          <w:b w:val="0"/>
-          <w:bCs w:val="0"/>
+          <w:rFonts w:eastAsia="Calibri"/>
+          <w:bCs w:val="0"/>
+        </w:rPr>
+      </w:pPr>
+      <w:r>
+        <w:rPr>
+          <w:rFonts w:eastAsia="Calibri"/>
+          <w:b w:val="0"/>
         </w:rPr>
         <w:t>по дисциплине «Основы построения защищённых баз данных»</w:t>
       </w:r>
-    </w:p>
-    <w:p/>
-    <w:p/>
-    <w:p/>
-    <w:p/>
-    <w:p>
-      <w:pPr>
+      <w:r>
+        <w:rPr>
+          <w:rFonts w:eastAsia="Calibri"/>
+          <w:b w:val="0"/>
+        </w:rPr>
+        <w:br/>
+        <w:t>на тему: «</w:t>
+      </w:r>
+      <w:r>
+        <w:rPr>
+          <w:b w:val="0"/>
+          <w:bCs w:val="0"/>
+        </w:rPr>
+        <w:t>Д</w:t>
+      </w:r>
+      <w:r>
+        <w:rPr>
+          <w:b w:val="0"/>
+          <w:bCs w:val="0"/>
+        </w:rPr>
+        <w:t>инамическое управление доступом на основе контекста</w:t>
+      </w:r>
+      <w:r>
+        <w:rPr>
+          <w:rFonts w:eastAsia="Calibri"/>
+          <w:b w:val="0"/>
+        </w:rPr>
+        <w:t>»</w:t>
+      </w:r>
+    </w:p>
+    <w:p>
+      <w:pPr>
+        <w:rPr>
+          <w:rFonts w:eastAsia="Calibri"/>
+          <w:bCs w:val="0"/>
+        </w:rPr>
+      </w:pPr>
+    </w:p>
+    <w:p>
+      <w:pPr>
+        <w:rPr>
+          <w:rFonts w:eastAsia="Calibri"/>
+          <w:bCs w:val="0"/>
+        </w:rPr>
+      </w:pPr>
+    </w:p>
+    <w:p>
+      <w:pPr>
+        <w:rPr>
+          <w:rFonts w:eastAsia="Calibri"/>
+          <w:bCs w:val="0"/>
+        </w:rPr>
+      </w:pPr>
+    </w:p>
+    <w:p>
+      <w:pPr>
+        <w:rPr>
+          <w:rFonts w:eastAsia="Calibri"/>
+          <w:bCs w:val="0"/>
+        </w:rPr>
+      </w:pPr>
+    </w:p>
+    <w:p>
+      <w:pPr>
+        <w:rPr>
+          <w:rFonts w:eastAsia="Calibri"/>
+          <w:bCs w:val="0"/>
+        </w:rPr>
+      </w:pPr>
+    </w:p>
+    <w:p>
+      <w:pPr>
+        <w:rPr>
+          <w:rFonts w:eastAsia="Calibri"/>
+          <w:bCs w:val="0"/>
+        </w:rPr>
+      </w:pPr>
+    </w:p>
+    <w:p>
+      <w:pPr>
+        <w:ind w:left="1416" w:firstLine="708"/>
         <w:jc w:val="right"/>
         <w:rPr>
-          <w:b w:val="0"/>
-          <w:bCs w:val="0"/>
-        </w:rPr>
-      </w:pPr>
-      <w:r>
-        <w:rPr>
-          <w:b w:val="0"/>
-          <w:bCs w:val="0"/>
-        </w:rPr>
-        <w:t>Выполнил: обучающийся гр. ВКБ</w:t>
-      </w:r>
-      <w:r>
-        <w:rPr>
-          <w:b w:val="0"/>
-          <w:bCs w:val="0"/>
-          <w:u w:val="single"/>
-        </w:rPr>
-        <w:t>4</w:t>
-      </w:r>
-      <w:r>
-        <w:rPr>
-          <w:b w:val="0"/>
-          <w:bCs w:val="0"/>
-          <w:u w:val="single"/>
-        </w:rPr>
-        <w:t>3</w:t>
-      </w:r>
-    </w:p>
-    <w:p>
-      <w:pPr>
+          <w:rFonts w:eastAsia="Calibri"/>
+          <w:b w:val="0"/>
+        </w:rPr>
+      </w:pPr>
+      <w:r>
+        <w:rPr>
+          <w:rFonts w:eastAsia="Calibri"/>
+          <w:bCs w:val="0"/>
+        </w:rPr>
+        <w:t xml:space="preserve">     </w:t>
+      </w:r>
+      <w:r>
+        <w:rPr>
+          <w:rFonts w:eastAsia="Calibri"/>
+          <w:b w:val="0"/>
+        </w:rPr>
+        <w:t>Выполнил: обучающийся гр. ВКБ42</w:t>
+      </w:r>
+    </w:p>
+    <w:p>
+      <w:pPr>
+        <w:wordWrap w:val="0"/>
+        <w:ind w:left="2124" w:firstLine="708"/>
         <w:jc w:val="right"/>
         <w:rPr>
+          <w:rFonts w:eastAsia="Calibri"/>
           <w:b w:val="0"/>
           <w:bCs w:val="0"/>
           <w:iCs/>
@@ -132,50 +292,67 @@
       </w:pPr>
       <w:r>
         <w:rPr>
+          <w:rFonts w:eastAsia="Calibri"/>
+          <w:b w:val="0"/>
+          <w:bCs w:val="0"/>
+          <w:i/>
+        </w:rPr>
+        <w:t xml:space="preserve">                            </w:t>
+      </w:r>
+      <w:r>
+        <w:rPr>
+          <w:rFonts w:eastAsia="Calibri"/>
           <w:b w:val="0"/>
           <w:bCs w:val="0"/>
           <w:iCs/>
         </w:rPr>
-        <w:t>Ковалев Данил Петрович</w:t>
+        <w:t>Ковалец Илья Андреевич</w:t>
       </w:r>
     </w:p>
     <w:p>
       <w:pPr>
         <w:jc w:val="right"/>
         <w:rPr>
-          <w:b w:val="0"/>
-          <w:bCs w:val="0"/>
-        </w:rPr>
-      </w:pPr>
-      <w:r>
-        <w:rPr>
-          <w:b w:val="0"/>
-          <w:bCs w:val="0"/>
-        </w:rPr>
-        <w:t>Проверил:</w:t>
+          <w:rFonts w:eastAsia="Calibri"/>
+          <w:b w:val="0"/>
+        </w:rPr>
+      </w:pPr>
+      <w:r>
+        <w:rPr>
+          <w:rFonts w:eastAsia="Calibri"/>
+          <w:b w:val="0"/>
+        </w:rPr>
+        <w:t xml:space="preserve">Проверил: </w:t>
       </w:r>
     </w:p>
     <w:p>
       <w:pPr>
         <w:jc w:val="right"/>
         <w:rPr>
-          <w:b w:val="0"/>
-          <w:bCs w:val="0"/>
-        </w:rPr>
-      </w:pPr>
-      <w:r>
-        <w:rPr>
-          <w:b w:val="0"/>
-          <w:bCs w:val="0"/>
+          <w:rFonts w:eastAsia="Calibri"/>
+          <w:b w:val="0"/>
+        </w:rPr>
+      </w:pPr>
+      <w:r>
+        <w:rPr>
+          <w:rFonts w:eastAsia="Calibri"/>
+          <w:b w:val="0"/>
         </w:rPr>
         <w:t>Скляров Алексей Викторович</w:t>
       </w:r>
     </w:p>
     <w:p>
       <w:pPr>
-        <w:ind w:firstLine="0"/>
-      </w:pPr>
-      <w:r>
+        <w:rPr>
+          <w:rFonts w:eastAsia="Calibri"/>
+          <w:b w:val="0"/>
+        </w:rPr>
+      </w:pPr>
+      <w:r>
+        <w:rPr>
+          <w:rFonts w:eastAsia="Calibri"/>
+          <w:b w:val="0"/>
+        </w:rPr>
         <w:br w:type="page"/>
       </w:r>
     </w:p>
@@ -245,24 +422,277 @@
     </w:p>
     <w:p>
       <w:pPr>
-        <w:rPr>
-          <w:b w:val="0"/>
-          <w:bCs w:val="0"/>
-        </w:rPr>
-      </w:pPr>
-      <w:r>
-        <w:t xml:space="preserve">Вариант </w:t>
-      </w:r>
-      <w:r>
-        <w:t>1</w:t>
-      </w:r>
-      <w:r>
-        <w:t>.</w:t>
-      </w:r>
-      <w:r>
-        <w:rPr>
-          <w:b w:val="0"/>
-          <w:bCs w:val="0"/>
+        <w:ind w:left="720" w:firstLine="0"/>
+        <w:jc w:val="left"/>
+        <w:rPr>
+          <w:b w:val="0"/>
+          <w:bCs w:val="0"/>
+        </w:rPr>
+      </w:pPr>
+      <w:r>
+        <w:t>Теория:</w:t>
+      </w:r>
+      <w:r>
+        <w:br/>
+      </w:r>
+      <w:r>
+        <w:t>Понятие динамического управления доступом</w:t>
+      </w:r>
+      <w:r>
+        <w:rPr>
+          <w:b w:val="0"/>
+          <w:bCs w:val="0"/>
+        </w:rPr>
+        <w:br/>
+        <w:t>Это подход к безопасности, при котором права доступа пользователя не фиксированы, а меняются в реальном времени в зависимости от контекста. Решение о предоставлении доступа принимается с учетом текущих условий.</w:t>
+      </w:r>
+    </w:p>
+    <w:p>
+      <w:pPr>
+        <w:ind w:firstLine="708"/>
+        <w:jc w:val="left"/>
+        <w:rPr>
+          <w:b w:val="0"/>
+          <w:bCs w:val="0"/>
+        </w:rPr>
+      </w:pPr>
+      <w:r>
+        <w:t>Ключевые контекстные факторы:</w:t>
+      </w:r>
+    </w:p>
+    <w:p>
+      <w:pPr>
+        <w:numPr>
+          <w:ilvl w:val="1"/>
+          <w:numId w:val="7"/>
+        </w:numPr>
+        <w:jc w:val="left"/>
+        <w:rPr>
+          <w:b w:val="0"/>
+          <w:bCs w:val="0"/>
+        </w:rPr>
+      </w:pPr>
+      <w:r>
+        <w:rPr>
+          <w:b w:val="0"/>
+          <w:bCs w:val="0"/>
+        </w:rPr>
+        <w:t>Время доступа (рабочие/нерабочие часы, выходные)</w:t>
+      </w:r>
+    </w:p>
+    <w:p>
+      <w:pPr>
+        <w:numPr>
+          <w:ilvl w:val="1"/>
+          <w:numId w:val="7"/>
+        </w:numPr>
+        <w:jc w:val="left"/>
+        <w:rPr>
+          <w:b w:val="0"/>
+          <w:bCs w:val="0"/>
+        </w:rPr>
+      </w:pPr>
+      <w:r>
+        <w:rPr>
+          <w:b w:val="0"/>
+          <w:bCs w:val="0"/>
+        </w:rPr>
+        <w:t>IP-адрес или местоположение пользователя</w:t>
+      </w:r>
+    </w:p>
+    <w:p>
+      <w:pPr>
+        <w:numPr>
+          <w:ilvl w:val="1"/>
+          <w:numId w:val="7"/>
+        </w:numPr>
+        <w:jc w:val="left"/>
+        <w:rPr>
+          <w:b w:val="0"/>
+          <w:bCs w:val="0"/>
+        </w:rPr>
+      </w:pPr>
+      <w:r>
+        <w:rPr>
+          <w:b w:val="0"/>
+          <w:bCs w:val="0"/>
+        </w:rPr>
+        <w:t>Роль или устройство пользователя</w:t>
+      </w:r>
+    </w:p>
+    <w:p>
+      <w:pPr>
+        <w:ind w:firstLine="708"/>
+        <w:jc w:val="left"/>
+        <w:rPr>
+          <w:b w:val="0"/>
+          <w:bCs w:val="0"/>
+        </w:rPr>
+      </w:pPr>
+      <w:r>
+        <w:t>Цель:</w:t>
+      </w:r>
+      <w:r>
+        <w:rPr>
+          <w:b w:val="0"/>
+          <w:bCs w:val="0"/>
+        </w:rPr>
+        <w:t> Предотвращение несанкционированного доступа за счет анализа актуальной ситуации, а не только статических правил.</w:t>
+      </w:r>
+    </w:p>
+    <w:p>
+      <w:pPr>
+        <w:ind w:firstLine="708"/>
+        <w:jc w:val="left"/>
+        <w:rPr>
+          <w:b w:val="0"/>
+          <w:bCs w:val="0"/>
+        </w:rPr>
+      </w:pPr>
+      <w:r>
+        <w:t>Особенности:</w:t>
+      </w:r>
+    </w:p>
+    <w:p>
+      <w:pPr>
+        <w:numPr>
+          <w:ilvl w:val="1"/>
+          <w:numId w:val="7"/>
+        </w:numPr>
+        <w:jc w:val="left"/>
+        <w:rPr>
+          <w:b w:val="0"/>
+          <w:bCs w:val="0"/>
+        </w:rPr>
+      </w:pPr>
+      <w:r>
+        <w:rPr>
+          <w:b w:val="0"/>
+          <w:bCs w:val="0"/>
+        </w:rPr>
+        <w:t>Права динамически адаптируются под условия.</w:t>
+      </w:r>
+    </w:p>
+    <w:p>
+      <w:pPr>
+        <w:numPr>
+          <w:ilvl w:val="1"/>
+          <w:numId w:val="7"/>
+        </w:numPr>
+        <w:jc w:val="left"/>
+        <w:rPr>
+          <w:b w:val="0"/>
+          <w:bCs w:val="0"/>
+        </w:rPr>
+      </w:pPr>
+      <w:r>
+        <w:rPr>
+          <w:b w:val="0"/>
+          <w:bCs w:val="0"/>
+        </w:rPr>
+        <w:t>Решения принимаются в реальном времени.</w:t>
+      </w:r>
+    </w:p>
+    <w:p>
+      <w:pPr>
+        <w:numPr>
+          <w:ilvl w:val="1"/>
+          <w:numId w:val="7"/>
+        </w:numPr>
+        <w:jc w:val="left"/>
+        <w:rPr>
+          <w:b w:val="0"/>
+          <w:bCs w:val="0"/>
+        </w:rPr>
+      </w:pPr>
+      <w:r>
+        <w:rPr>
+          <w:b w:val="0"/>
+          <w:bCs w:val="0"/>
+        </w:rPr>
+        <w:t>Снижает риски утечки данных.</w:t>
+      </w:r>
+    </w:p>
+    <w:p>
+      <w:pPr>
+        <w:ind w:left="720" w:firstLine="0"/>
+        <w:jc w:val="left"/>
+        <w:rPr>
+          <w:b w:val="0"/>
+          <w:bCs w:val="0"/>
+        </w:rPr>
+      </w:pPr>
+      <w:r>
+        <w:t xml:space="preserve">Реализация в </w:t>
+      </w:r>
+      <w:proofErr w:type="spellStart"/>
+      <w:r>
+        <w:t>PostgreSQL</w:t>
+      </w:r>
+      <w:proofErr w:type="spellEnd"/>
+      <w:r>
+        <w:rPr>
+          <w:b w:val="0"/>
+          <w:bCs w:val="0"/>
+        </w:rPr>
+        <w:br/>
+        <w:t xml:space="preserve">В </w:t>
+      </w:r>
+      <w:proofErr w:type="spellStart"/>
+      <w:r>
+        <w:rPr>
+          <w:b w:val="0"/>
+          <w:bCs w:val="0"/>
+        </w:rPr>
+        <w:t>PostgreSQL</w:t>
+      </w:r>
+      <w:proofErr w:type="spellEnd"/>
+      <w:r>
+        <w:rPr>
+          <w:b w:val="0"/>
+          <w:bCs w:val="0"/>
+        </w:rPr>
+        <w:t xml:space="preserve"> динамический контроль реализуется несколькими способами:</w:t>
+      </w:r>
+    </w:p>
+    <w:p>
+      <w:pPr>
+        <w:ind w:firstLine="708"/>
+        <w:jc w:val="left"/>
+        <w:rPr>
+          <w:b w:val="0"/>
+          <w:bCs w:val="0"/>
+        </w:rPr>
+      </w:pPr>
+      <w:r>
+        <w:t>А. Ограничение доступа по IP-адресу</w:t>
+      </w:r>
+    </w:p>
+    <w:p>
+      <w:pPr>
+        <w:numPr>
+          <w:ilvl w:val="1"/>
+          <w:numId w:val="7"/>
+        </w:numPr>
+        <w:jc w:val="left"/>
+        <w:rPr>
+          <w:b w:val="0"/>
+          <w:bCs w:val="0"/>
+          <w:lang w:val="en-US"/>
+        </w:rPr>
+      </w:pPr>
+      <w:r>
+        <w:rPr>
+          <w:b w:val="0"/>
+          <w:bCs w:val="0"/>
+        </w:rPr>
+        <w:t>Используется</w:t>
+      </w:r>
+      <w:r>
+        <w:rPr>
+          <w:b w:val="0"/>
+          <w:bCs w:val="0"/>
+          <w:lang w:val="en-US"/>
         </w:rPr>
         <w:t xml:space="preserve"> </w:t>
       </w:r>
@@ -271,7 +701,7 @@
           <w:b w:val="0"/>
           <w:bCs w:val="0"/>
         </w:rPr>
-        <w:t>Создайте</w:t>
+        <w:t>файл</w:t>
       </w:r>
       <w:r>
         <w:rPr>
@@ -279,6 +709,224 @@
           <w:bCs w:val="0"/>
           <w:lang w:val="en-US"/>
         </w:rPr>
+        <w:t> </w:t>
+      </w:r>
+      <w:proofErr w:type="spellStart"/>
+      <w:r>
+        <w:rPr>
+          <w:b w:val="0"/>
+          <w:bCs w:val="0"/>
+          <w:lang w:val="en-US"/>
+        </w:rPr>
+        <w:t>pg_hba.conf</w:t>
+      </w:r>
+      <w:proofErr w:type="spellEnd"/>
+      <w:r>
+        <w:rPr>
+          <w:b w:val="0"/>
+          <w:bCs w:val="0"/>
+          <w:lang w:val="en-US"/>
+        </w:rPr>
+        <w:t> (Host-Based Authentication).</w:t>
+      </w:r>
+    </w:p>
+    <w:p>
+      <w:pPr>
+        <w:numPr>
+          <w:ilvl w:val="1"/>
+          <w:numId w:val="7"/>
+        </w:numPr>
+        <w:jc w:val="left"/>
+        <w:rPr>
+          <w:b w:val="0"/>
+          <w:bCs w:val="0"/>
+        </w:rPr>
+      </w:pPr>
+      <w:r>
+        <w:rPr>
+          <w:b w:val="0"/>
+          <w:bCs w:val="0"/>
+        </w:rPr>
+        <w:t>В этом файле задаются правила, разрешающие или запрещающие подключение к БД с определенных IP-адресов или сетей для конкретных пользователей и баз данных.</w:t>
+      </w:r>
+    </w:p>
+    <w:p>
+      <w:pPr>
+        <w:ind w:firstLine="708"/>
+        <w:jc w:val="left"/>
+        <w:rPr>
+          <w:b w:val="0"/>
+          <w:bCs w:val="0"/>
+        </w:rPr>
+      </w:pPr>
+      <w:r>
+        <w:t>Б. Ограничение доступа по времени</w:t>
+      </w:r>
+    </w:p>
+    <w:p>
+      <w:pPr>
+        <w:numPr>
+          <w:ilvl w:val="1"/>
+          <w:numId w:val="7"/>
+        </w:numPr>
+        <w:jc w:val="left"/>
+        <w:rPr>
+          <w:b w:val="0"/>
+          <w:bCs w:val="0"/>
+        </w:rPr>
+      </w:pPr>
+      <w:r>
+        <w:rPr>
+          <w:b w:val="0"/>
+          <w:bCs w:val="0"/>
+        </w:rPr>
+        <w:t>Реализуется с помощью функций и триггеров.</w:t>
+      </w:r>
+    </w:p>
+    <w:p>
+      <w:pPr>
+        <w:numPr>
+          <w:ilvl w:val="1"/>
+          <w:numId w:val="7"/>
+        </w:numPr>
+        <w:jc w:val="left"/>
+        <w:rPr>
+          <w:b w:val="0"/>
+          <w:bCs w:val="0"/>
+        </w:rPr>
+      </w:pPr>
+      <w:r>
+        <w:rPr>
+          <w:b w:val="0"/>
+          <w:bCs w:val="0"/>
+        </w:rPr>
+        <w:lastRenderedPageBreak/>
+        <w:t>Создается функция на языке PL/</w:t>
+      </w:r>
+      <w:proofErr w:type="spellStart"/>
+      <w:r>
+        <w:rPr>
+          <w:b w:val="0"/>
+          <w:bCs w:val="0"/>
+        </w:rPr>
+        <w:t>pgSQL</w:t>
+      </w:r>
+      <w:proofErr w:type="spellEnd"/>
+      <w:r>
+        <w:rPr>
+          <w:b w:val="0"/>
+          <w:bCs w:val="0"/>
+        </w:rPr>
+        <w:t>, которая проверяет текущее время (например, с помощью CURRENT_TIMESTAMP и EXTRACT).</w:t>
+      </w:r>
+    </w:p>
+    <w:p>
+      <w:pPr>
+        <w:numPr>
+          <w:ilvl w:val="1"/>
+          <w:numId w:val="7"/>
+        </w:numPr>
+        <w:jc w:val="left"/>
+        <w:rPr>
+          <w:b w:val="0"/>
+          <w:bCs w:val="0"/>
+        </w:rPr>
+      </w:pPr>
+      <w:r>
+        <w:rPr>
+          <w:b w:val="0"/>
+          <w:bCs w:val="0"/>
+        </w:rPr>
+        <w:t>Если время не входит в разрешенный диапазон, функция вызывает исключение (RAISE EXCEPTION), которое отменяет операцию.</w:t>
+      </w:r>
+    </w:p>
+    <w:p>
+      <w:pPr>
+        <w:numPr>
+          <w:ilvl w:val="1"/>
+          <w:numId w:val="7"/>
+        </w:numPr>
+        <w:jc w:val="left"/>
+        <w:rPr>
+          <w:b w:val="0"/>
+          <w:bCs w:val="0"/>
+        </w:rPr>
+      </w:pPr>
+      <w:r>
+        <w:rPr>
+          <w:b w:val="0"/>
+          <w:bCs w:val="0"/>
+        </w:rPr>
+        <w:t>Триггер, привязанный к таблице (например, BEFORE INSERT OR UPDATE), выполняет эту функцию перед каждой операцией.</w:t>
+      </w:r>
+    </w:p>
+    <w:p>
+      <w:pPr>
+        <w:ind w:firstLine="708"/>
+        <w:jc w:val="left"/>
+        <w:rPr>
+          <w:b w:val="0"/>
+          <w:bCs w:val="0"/>
+        </w:rPr>
+      </w:pPr>
+      <w:r>
+        <w:t>В. Ограничение доступа на уровне строк (</w:t>
+      </w:r>
+      <w:proofErr w:type="spellStart"/>
+      <w:r>
+        <w:t>Row</w:t>
+      </w:r>
+      <w:proofErr w:type="spellEnd"/>
+      <w:r>
+        <w:t xml:space="preserve"> Level Security - RLS)</w:t>
+      </w:r>
+    </w:p>
+    <w:p>
+      <w:pPr>
+        <w:numPr>
+          <w:ilvl w:val="1"/>
+          <w:numId w:val="7"/>
+        </w:numPr>
+        <w:jc w:val="left"/>
+        <w:rPr>
+          <w:b w:val="0"/>
+          <w:bCs w:val="0"/>
+        </w:rPr>
+      </w:pPr>
+      <w:r>
+        <w:rPr>
+          <w:b w:val="0"/>
+          <w:bCs w:val="0"/>
+        </w:rPr>
+        <w:t>Это механизм, который позволяет ограничить видимость и модификацию строк в таблице для разных пользователей.</w:t>
+      </w:r>
+    </w:p>
+    <w:p>
+      <w:pPr>
+        <w:numPr>
+          <w:ilvl w:val="1"/>
+          <w:numId w:val="7"/>
+        </w:numPr>
+        <w:jc w:val="left"/>
+        <w:rPr>
+          <w:b w:val="0"/>
+          <w:bCs w:val="0"/>
+          <w:lang w:val="en-US"/>
+        </w:rPr>
+      </w:pPr>
+      <w:r>
+        <w:rPr>
+          <w:b w:val="0"/>
+          <w:bCs w:val="0"/>
+        </w:rPr>
+        <w:t>Сначала</w:t>
+      </w:r>
+      <w:r>
+        <w:rPr>
+          <w:b w:val="0"/>
+          <w:bCs w:val="0"/>
+          <w:lang w:val="en-US"/>
+        </w:rPr>
         <w:t xml:space="preserve"> </w:t>
       </w:r>
       <w:r>
@@ -286,7 +934,7 @@
           <w:b w:val="0"/>
           <w:bCs w:val="0"/>
         </w:rPr>
-        <w:t>таблицу</w:t>
+        <w:t>для</w:t>
       </w:r>
       <w:r>
         <w:rPr>
@@ -300,9 +948,23 @@
         <w:rPr>
           <w:b w:val="0"/>
           <w:bCs w:val="0"/>
+        </w:rPr>
+        <w:t>таблицы</w:t>
+      </w:r>
+      <w:r>
+        <w:rPr>
+          <w:b w:val="0"/>
+          <w:bCs w:val="0"/>
           <w:lang w:val="en-US"/>
         </w:rPr>
-        <w:t>clients</w:t>
+        <w:t xml:space="preserve"> </w:t>
+      </w:r>
+      <w:r>
+        <w:rPr>
+          <w:b w:val="0"/>
+          <w:bCs w:val="0"/>
+        </w:rPr>
+        <w:t>нужно</w:t>
       </w:r>
       <w:r>
         <w:rPr>
@@ -317,7 +979,7 @@
           <w:b w:val="0"/>
           <w:bCs w:val="0"/>
         </w:rPr>
-        <w:t>с</w:t>
+        <w:t>включить</w:t>
       </w:r>
       <w:r>
         <w:rPr>
@@ -325,6 +987,587 @@
           <w:bCs w:val="0"/>
           <w:lang w:val="en-US"/>
         </w:rPr>
+        <w:t xml:space="preserve"> RLS: ALTER TABLE </w:t>
+      </w:r>
+      <w:proofErr w:type="spellStart"/>
+      <w:r>
+        <w:rPr>
+          <w:b w:val="0"/>
+          <w:bCs w:val="0"/>
+          <w:lang w:val="en-US"/>
+        </w:rPr>
+        <w:t>table_name</w:t>
+      </w:r>
+      <w:proofErr w:type="spellEnd"/>
+      <w:r>
+        <w:rPr>
+          <w:b w:val="0"/>
+          <w:bCs w:val="0"/>
+          <w:lang w:val="en-US"/>
+        </w:rPr>
+        <w:t xml:space="preserve"> ENABLE ROW LEVEL SECURITY;</w:t>
+      </w:r>
+    </w:p>
+    <w:p>
+      <w:pPr>
+        <w:numPr>
+          <w:ilvl w:val="1"/>
+          <w:numId w:val="7"/>
+        </w:numPr>
+        <w:jc w:val="left"/>
+        <w:rPr>
+          <w:b w:val="0"/>
+          <w:bCs w:val="0"/>
+        </w:rPr>
+      </w:pPr>
+      <w:r>
+        <w:rPr>
+          <w:b w:val="0"/>
+          <w:bCs w:val="0"/>
+        </w:rPr>
+        <w:t>Затем создаются политики (CREATE POLICY), которые определяют, к каким строкам имеет доступ пользователь.</w:t>
+      </w:r>
+    </w:p>
+    <w:p>
+      <w:pPr>
+        <w:numPr>
+          <w:ilvl w:val="1"/>
+          <w:numId w:val="7"/>
+        </w:numPr>
+        <w:jc w:val="left"/>
+        <w:rPr>
+          <w:b w:val="0"/>
+          <w:bCs w:val="0"/>
+        </w:rPr>
+      </w:pPr>
+      <w:r>
+        <w:rPr>
+          <w:b w:val="0"/>
+          <w:bCs w:val="0"/>
+        </w:rPr>
+        <w:t>Политика может быть основана на роли пользователя (</w:t>
+      </w:r>
+      <w:proofErr w:type="spellStart"/>
+      <w:r>
+        <w:rPr>
+          <w:b w:val="0"/>
+          <w:bCs w:val="0"/>
+        </w:rPr>
+        <w:t>current_user</w:t>
+      </w:r>
+      <w:proofErr w:type="spellEnd"/>
+      <w:r>
+        <w:rPr>
+          <w:b w:val="0"/>
+          <w:bCs w:val="0"/>
+        </w:rPr>
+        <w:t>) или его IP-адресе (</w:t>
+      </w:r>
+      <w:proofErr w:type="spellStart"/>
+      <w:r>
+        <w:rPr>
+          <w:b w:val="0"/>
+          <w:bCs w:val="0"/>
+        </w:rPr>
+        <w:t>inet_client_</w:t>
+      </w:r>
+      <w:proofErr w:type="gramStart"/>
+      <w:r>
+        <w:rPr>
+          <w:b w:val="0"/>
+          <w:bCs w:val="0"/>
+        </w:rPr>
+        <w:t>addr</w:t>
+      </w:r>
+      <w:proofErr w:type="spellEnd"/>
+      <w:r>
+        <w:rPr>
+          <w:b w:val="0"/>
+          <w:bCs w:val="0"/>
+        </w:rPr>
+        <w:t>(</w:t>
+      </w:r>
+      <w:proofErr w:type="gramEnd"/>
+      <w:r>
+        <w:rPr>
+          <w:b w:val="0"/>
+          <w:bCs w:val="0"/>
+        </w:rPr>
+        <w:t>)).</w:t>
+      </w:r>
+    </w:p>
+    <w:p>
+      <w:pPr>
+        <w:ind w:firstLine="708"/>
+        <w:jc w:val="left"/>
+      </w:pPr>
+    </w:p>
+    <w:p>
+      <w:pPr>
+        <w:ind w:firstLine="708"/>
+        <w:jc w:val="left"/>
+      </w:pPr>
+      <w:r>
+        <w:t>ОТВЕТЫ НА КОНТРОЛЬНЫЕ ВОПРОСЫ</w:t>
+      </w:r>
+    </w:p>
+    <w:p>
+      <w:pPr>
+        <w:numPr>
+          <w:ilvl w:val="0"/>
+          <w:numId w:val="8"/>
+        </w:numPr>
+        <w:jc w:val="left"/>
+        <w:rPr>
+          <w:b w:val="0"/>
+          <w:bCs w:val="0"/>
+        </w:rPr>
+      </w:pPr>
+      <w:r>
+        <w:t>Что такое динамическое управление доступом?</w:t>
+      </w:r>
+      <w:r>
+        <w:rPr>
+          <w:b w:val="0"/>
+          <w:bCs w:val="0"/>
+        </w:rPr>
+        <w:br/>
+        <w:t>Это гибкий подход к управлению доступом, при котором права пользователя изменяются в реальном времени в зависимости от контекста (времени, IP-адреса, роли), в отличие от статических правил.</w:t>
+      </w:r>
+    </w:p>
+    <w:p>
+      <w:pPr>
+        <w:numPr>
+          <w:ilvl w:val="0"/>
+          <w:numId w:val="8"/>
+        </w:numPr>
+        <w:jc w:val="left"/>
+        <w:rPr>
+          <w:b w:val="0"/>
+          <w:bCs w:val="0"/>
+        </w:rPr>
+      </w:pPr>
+      <w:r>
+        <w:t xml:space="preserve">Как настроить доступ к базе данных </w:t>
+      </w:r>
+      <w:proofErr w:type="spellStart"/>
+      <w:r>
+        <w:t>PostgreSQL</w:t>
+      </w:r>
+      <w:proofErr w:type="spellEnd"/>
+      <w:r>
+        <w:t xml:space="preserve"> на основе IP-адреса?</w:t>
+      </w:r>
+      <w:r>
+        <w:rPr>
+          <w:b w:val="0"/>
+          <w:bCs w:val="0"/>
+        </w:rPr>
+        <w:br/>
+        <w:t>Через редактирование файла </w:t>
+      </w:r>
+      <w:proofErr w:type="spellStart"/>
+      <w:r>
+        <w:rPr>
+          <w:b w:val="0"/>
+          <w:bCs w:val="0"/>
+        </w:rPr>
+        <w:t>pg_hba.conf</w:t>
+      </w:r>
+      <w:proofErr w:type="spellEnd"/>
+      <w:r>
+        <w:rPr>
+          <w:b w:val="0"/>
+          <w:bCs w:val="0"/>
+        </w:rPr>
+        <w:t>. В него добавляются записи, где указывается тип подключения, база данных, пользователь, IP-адрес/сеть в формате CIDR и метод аутентификации.</w:t>
+      </w:r>
+    </w:p>
+    <w:p>
+      <w:pPr>
+        <w:numPr>
+          <w:ilvl w:val="0"/>
+          <w:numId w:val="8"/>
+        </w:numPr>
+        <w:jc w:val="left"/>
+        <w:rPr>
+          <w:b w:val="0"/>
+          <w:bCs w:val="0"/>
+        </w:rPr>
+      </w:pPr>
+      <w:r>
+        <w:t xml:space="preserve">Какие методы позволяют ограничить доступ к таблицам </w:t>
+      </w:r>
+      <w:proofErr w:type="spellStart"/>
+      <w:r>
+        <w:t>PostgreSQL</w:t>
+      </w:r>
+      <w:proofErr w:type="spellEnd"/>
+      <w:r>
+        <w:t xml:space="preserve"> по времени?</w:t>
+      </w:r>
+      <w:r>
+        <w:rPr>
+          <w:b w:val="0"/>
+          <w:bCs w:val="0"/>
+        </w:rPr>
+        <w:br/>
+        <w:t xml:space="preserve">Использование триггеров, которые вызывают пользовательские функции. </w:t>
+      </w:r>
+      <w:r>
+        <w:rPr>
+          <w:b w:val="0"/>
+          <w:bCs w:val="0"/>
+        </w:rPr>
+        <w:lastRenderedPageBreak/>
+        <w:t>Эти функции проверяют текущее системное время и, если оно выходит за разрешенные рамки, отменяют операцию с помощью исключения.</w:t>
+      </w:r>
+    </w:p>
+    <w:p>
+      <w:pPr>
+        <w:numPr>
+          <w:ilvl w:val="0"/>
+          <w:numId w:val="8"/>
+        </w:numPr>
+        <w:jc w:val="left"/>
+        <w:rPr>
+          <w:b w:val="0"/>
+          <w:bCs w:val="0"/>
+        </w:rPr>
+      </w:pPr>
+      <w:r>
+        <w:t xml:space="preserve">Что такое </w:t>
+      </w:r>
+      <w:proofErr w:type="spellStart"/>
+      <w:r>
+        <w:t>Row</w:t>
+      </w:r>
+      <w:proofErr w:type="spellEnd"/>
+      <w:r>
+        <w:t xml:space="preserve"> Level Security (RLS), и как его использовать для ограничения доступа?</w:t>
+      </w:r>
+      <w:r>
+        <w:rPr>
+          <w:b w:val="0"/>
+          <w:bCs w:val="0"/>
+        </w:rPr>
+        <w:br/>
+        <w:t>RLS — это механизм безопасности на уровне строк. Для его использования нужно:</w:t>
+      </w:r>
+    </w:p>
+    <w:p>
+      <w:pPr>
+        <w:numPr>
+          <w:ilvl w:val="1"/>
+          <w:numId w:val="8"/>
+        </w:numPr>
+        <w:jc w:val="left"/>
+        <w:rPr>
+          <w:b w:val="0"/>
+          <w:bCs w:val="0"/>
+        </w:rPr>
+      </w:pPr>
+      <w:r>
+        <w:rPr>
+          <w:b w:val="0"/>
+          <w:bCs w:val="0"/>
+        </w:rPr>
+        <w:t>Включить RLS для таблицы: ALTER TABLE ... ENABLE ROW LEVEL SECURITY;</w:t>
+      </w:r>
+    </w:p>
+    <w:p>
+      <w:pPr>
+        <w:numPr>
+          <w:ilvl w:val="1"/>
+          <w:numId w:val="8"/>
+        </w:numPr>
+        <w:jc w:val="left"/>
+        <w:rPr>
+          <w:b w:val="0"/>
+          <w:bCs w:val="0"/>
+        </w:rPr>
+      </w:pPr>
+      <w:r>
+        <w:rPr>
+          <w:b w:val="0"/>
+          <w:bCs w:val="0"/>
+        </w:rPr>
+        <w:t>Создать одну или несколько политик с помощью CREATE POLICY, где в условии USING указать правила доступа (например, по роли или IP-адресу).</w:t>
+      </w:r>
+    </w:p>
+    <w:p>
+      <w:pPr>
+        <w:numPr>
+          <w:ilvl w:val="0"/>
+          <w:numId w:val="8"/>
+        </w:numPr>
+        <w:jc w:val="left"/>
+        <w:rPr>
+          <w:b w:val="0"/>
+          <w:bCs w:val="0"/>
+        </w:rPr>
+      </w:pPr>
+      <w:r>
+        <w:t>Как с помощью триггеров можно реализовать временные ограничения операций?</w:t>
+      </w:r>
+      <w:r>
+        <w:rPr>
+          <w:b w:val="0"/>
+          <w:bCs w:val="0"/>
+        </w:rPr>
+        <w:br/>
+        <w:t>Создается функция, которая проверяет текущее время и вызывает ошибку, если доступ запрещен. Затем создается триггер (например, BEFORE INSERT OR UPDATE OR DELETE), который выполняет эту функцию перед каждой операцией с таблицей.</w:t>
+      </w:r>
+    </w:p>
+    <w:p>
+      <w:pPr>
+        <w:numPr>
+          <w:ilvl w:val="0"/>
+          <w:numId w:val="8"/>
+        </w:numPr>
+        <w:jc w:val="left"/>
+        <w:rPr>
+          <w:b w:val="0"/>
+          <w:bCs w:val="0"/>
+        </w:rPr>
+      </w:pPr>
+      <w:r>
+        <w:t xml:space="preserve">Какие функции </w:t>
+      </w:r>
+      <w:proofErr w:type="spellStart"/>
+      <w:r>
+        <w:t>PostgreSQL</w:t>
+      </w:r>
+      <w:proofErr w:type="spellEnd"/>
+      <w:r>
+        <w:t xml:space="preserve"> позволяют определять текущий IP-адрес и время запроса?</w:t>
+      </w:r>
+    </w:p>
+    <w:p>
+      <w:pPr>
+        <w:numPr>
+          <w:ilvl w:val="1"/>
+          <w:numId w:val="8"/>
+        </w:numPr>
+        <w:jc w:val="left"/>
+        <w:rPr>
+          <w:b w:val="0"/>
+          <w:bCs w:val="0"/>
+        </w:rPr>
+      </w:pPr>
+      <w:proofErr w:type="spellStart"/>
+      <w:r>
+        <w:rPr>
+          <w:b w:val="0"/>
+          <w:bCs w:val="0"/>
+        </w:rPr>
+        <w:t>inet_client_</w:t>
+      </w:r>
+      <w:proofErr w:type="gramStart"/>
+      <w:r>
+        <w:rPr>
+          <w:b w:val="0"/>
+          <w:bCs w:val="0"/>
+        </w:rPr>
+        <w:t>addr</w:t>
+      </w:r>
+      <w:proofErr w:type="spellEnd"/>
+      <w:r>
+        <w:rPr>
+          <w:b w:val="0"/>
+          <w:bCs w:val="0"/>
+        </w:rPr>
+        <w:t>(</w:t>
+      </w:r>
+      <w:proofErr w:type="gramEnd"/>
+      <w:r>
+        <w:rPr>
+          <w:b w:val="0"/>
+          <w:bCs w:val="0"/>
+        </w:rPr>
+        <w:t>) — возвращает IP-адрес клиента, от которого пришел запрос.</w:t>
+      </w:r>
+    </w:p>
+    <w:p>
+      <w:pPr>
+        <w:numPr>
+          <w:ilvl w:val="1"/>
+          <w:numId w:val="8"/>
+        </w:numPr>
+        <w:jc w:val="left"/>
+        <w:rPr>
+          <w:b w:val="0"/>
+          <w:bCs w:val="0"/>
+        </w:rPr>
+      </w:pPr>
+      <w:r>
+        <w:rPr>
+          <w:b w:val="0"/>
+          <w:bCs w:val="0"/>
+        </w:rPr>
+        <w:t>CURRENT_TIMESTAMP — возвращает текущие дату и время на момент выполнения запроса.</w:t>
+      </w:r>
+    </w:p>
+    <w:p>
+      <w:pPr>
+        <w:numPr>
+          <w:ilvl w:val="0"/>
+          <w:numId w:val="8"/>
+        </w:numPr>
+        <w:jc w:val="left"/>
+        <w:rPr>
+          <w:b w:val="0"/>
+          <w:bCs w:val="0"/>
+        </w:rPr>
+      </w:pPr>
+      <w:r>
+        <w:t>Чем отличается динамическое управление доступом от статических моделей?</w:t>
+      </w:r>
+      <w:r>
+        <w:rPr>
+          <w:b w:val="0"/>
+          <w:bCs w:val="0"/>
+        </w:rPr>
+        <w:br/>
+        <w:t>Статическое управление основано на заранее заданных, неизменных правах (например, "пользователь X всегда имеет доступ к таблице Y"). Динамическое управление учитывает контекст, и права могут меняться ("пользователь X имеет доступ к таблице Y только с IP-адреса 192.168.1.5 и с 9:00 до 18:00").</w:t>
+      </w:r>
+    </w:p>
+    <w:p>
+      <w:pPr>
+        <w:numPr>
+          <w:ilvl w:val="0"/>
+          <w:numId w:val="8"/>
+        </w:numPr>
+        <w:jc w:val="left"/>
+        <w:rPr>
+          <w:b w:val="0"/>
+          <w:bCs w:val="0"/>
+        </w:rPr>
+      </w:pPr>
+      <w:r>
+        <w:lastRenderedPageBreak/>
+        <w:t>Какие потенциальные угрозы связаны с динамическим управлением доступом, и как их минимизировать?</w:t>
+      </w:r>
+    </w:p>
+    <w:p>
+      <w:pPr>
+        <w:numPr>
+          <w:ilvl w:val="1"/>
+          <w:numId w:val="8"/>
+        </w:numPr>
+        <w:jc w:val="left"/>
+        <w:rPr>
+          <w:b w:val="0"/>
+          <w:bCs w:val="0"/>
+        </w:rPr>
+      </w:pPr>
+      <w:r>
+        <w:t>Угрозы:</w:t>
+      </w:r>
+      <w:r>
+        <w:rPr>
+          <w:b w:val="0"/>
+          <w:bCs w:val="0"/>
+        </w:rPr>
+        <w:t> Сложность конфигурации может привести к ошибкам в политиках, создав "дыры" в безопасности или, наоборот, излишние ограничения. Возможны попытки подмены контекста (например, спуфинг IP-адреса).</w:t>
+      </w:r>
+    </w:p>
+    <w:p>
+      <w:pPr>
+        <w:numPr>
+          <w:ilvl w:val="1"/>
+          <w:numId w:val="8"/>
+        </w:numPr>
+        <w:jc w:val="left"/>
+        <w:rPr>
+          <w:b w:val="0"/>
+          <w:bCs w:val="0"/>
+        </w:rPr>
+      </w:pPr>
+      <w:r>
+        <w:t>Минимизация:</w:t>
+      </w:r>
+      <w:r>
+        <w:rPr>
+          <w:b w:val="0"/>
+          <w:bCs w:val="0"/>
+        </w:rPr>
+        <w:t> Тщательное тестирование всех сценариев, комбинирование нескольких методов контроля (IP + время + роль), регулярный аудит правил и использование защищенных сетей.</w:t>
+      </w:r>
+    </w:p>
+    <w:p>
+      <w:pPr>
+        <w:numPr>
+          <w:ilvl w:val="0"/>
+          <w:numId w:val="8"/>
+        </w:numPr>
+        <w:jc w:val="left"/>
+        <w:rPr>
+          <w:b w:val="0"/>
+          <w:bCs w:val="0"/>
+        </w:rPr>
+      </w:pPr>
+      <w:r>
+        <w:t>Как проверить корректность настроек RLS для таблицы?</w:t>
+      </w:r>
+      <w:r>
+        <w:rPr>
+          <w:b w:val="0"/>
+          <w:bCs w:val="0"/>
+        </w:rPr>
+        <w:br/>
+        <w:t>Нужно выполнять запросы к таблице (SELECT, INSERT, UPDATE) от имени разных пользователей и с разных IP-адресов, для которых настроены политики, и проверять, что возвращаются или изменяются только те данные, которые разрешены политиками.</w:t>
+      </w:r>
+    </w:p>
+    <w:p>
+      <w:pPr>
+        <w:numPr>
+          <w:ilvl w:val="0"/>
+          <w:numId w:val="8"/>
+        </w:numPr>
+        <w:jc w:val="left"/>
+        <w:rPr>
+          <w:b w:val="0"/>
+          <w:bCs w:val="0"/>
+        </w:rPr>
+      </w:pPr>
+      <w:r>
+        <w:t>Почему комбинирование методов управления доступом повышает уровень безопасности?</w:t>
+      </w:r>
+      <w:r>
+        <w:rPr>
+          <w:b w:val="0"/>
+          <w:bCs w:val="0"/>
+        </w:rPr>
+        <w:br/>
+        <w:t>Применение нескольких факторов (например, необходимость быть в нужной роли, подключаться с правильного IP и в рабочее время) создает многоуровневую защиту. Злоумышленнику для обхода защиты нужно одновременно нарушить все эти условия, что значительно сложнее.</w:t>
+      </w:r>
+    </w:p>
+    <w:p>
+      <w:pPr>
+        <w:ind w:firstLine="708"/>
+        <w:rPr>
+          <w:b w:val="0"/>
+          <w:bCs w:val="0"/>
+        </w:rPr>
+      </w:pPr>
+    </w:p>
+    <w:p>
+      <w:pPr>
+        <w:ind w:firstLine="708"/>
+        <w:rPr>
+          <w:b w:val="0"/>
+          <w:bCs w:val="0"/>
+        </w:rPr>
+      </w:pPr>
+      <w:r>
+        <w:t>Задание 1.</w:t>
+      </w:r>
+      <w:r>
+        <w:rPr>
+          <w:b w:val="0"/>
+          <w:bCs w:val="0"/>
+        </w:rPr>
         <w:t xml:space="preserve"> </w:t>
       </w:r>
       <w:r>
@@ -332,236 +1575,37 @@
           <w:b w:val="0"/>
           <w:bCs w:val="0"/>
         </w:rPr>
-        <w:t>полями</w:t>
-      </w:r>
-      <w:r>
-        <w:rPr>
-          <w:b w:val="0"/>
-          <w:bCs w:val="0"/>
-          <w:lang w:val="en-US"/>
-        </w:rPr>
-        <w:t xml:space="preserve"> </w:t>
-      </w:r>
-      <w:proofErr w:type="spellStart"/>
-      <w:r>
-        <w:rPr>
-          <w:b w:val="0"/>
-          <w:bCs w:val="0"/>
-          <w:lang w:val="en-US"/>
-        </w:rPr>
-        <w:t>client</w:t>
-      </w:r>
-      <w:r>
-        <w:rPr>
-          <w:b w:val="0"/>
-          <w:bCs w:val="0"/>
-          <w:lang w:val="en-US"/>
-        </w:rPr>
-        <w:t>_</w:t>
-      </w:r>
-      <w:r>
-        <w:rPr>
-          <w:b w:val="0"/>
-          <w:bCs w:val="0"/>
-          <w:lang w:val="en-US"/>
-        </w:rPr>
-        <w:t>id</w:t>
-      </w:r>
-      <w:proofErr w:type="spellEnd"/>
-      <w:r>
-        <w:rPr>
-          <w:b w:val="0"/>
-          <w:bCs w:val="0"/>
-          <w:lang w:val="en-US"/>
-        </w:rPr>
-        <w:t xml:space="preserve">, </w:t>
-      </w:r>
-      <w:r>
-        <w:rPr>
-          <w:b w:val="0"/>
-          <w:bCs w:val="0"/>
-          <w:lang w:val="en-US"/>
-        </w:rPr>
-        <w:t xml:space="preserve">name, email. </w:t>
-      </w:r>
-      <w:r>
-        <w:rPr>
-          <w:b w:val="0"/>
-          <w:bCs w:val="0"/>
-        </w:rPr>
-        <w:t xml:space="preserve">Настройте доступ только для </w:t>
-      </w:r>
-      <w:r>
-        <w:rPr>
-          <w:b w:val="0"/>
-          <w:bCs w:val="0"/>
-          <w:lang w:val="en-US"/>
-        </w:rPr>
-        <w:t>IP</w:t>
-      </w:r>
-      <w:r>
-        <w:rPr>
-          <w:b w:val="0"/>
-          <w:bCs w:val="0"/>
-        </w:rPr>
-        <w:t>-</w:t>
-      </w:r>
-      <w:r>
-        <w:rPr>
-          <w:b w:val="0"/>
-          <w:bCs w:val="0"/>
-        </w:rPr>
-        <w:t>адресов из сети 192.168.1.0</w:t>
-      </w:r>
-      <w:r>
-        <w:rPr>
-          <w:b w:val="0"/>
-          <w:bCs w:val="0"/>
-        </w:rPr>
-        <w:t>/24</w:t>
-      </w:r>
-      <w:r>
-        <w:rPr>
-          <w:b w:val="0"/>
-          <w:bCs w:val="0"/>
-        </w:rPr>
-        <w:t>. Реализуйте триггер для ограничения операций добавления данных в нерабочее время (9</w:t>
-      </w:r>
-      <w:r>
-        <w:rPr>
-          <w:b w:val="0"/>
-          <w:bCs w:val="0"/>
-        </w:rPr>
-        <w:t xml:space="preserve">:00 </w:t>
-      </w:r>
-      <w:r>
-        <w:rPr>
-          <w:b w:val="0"/>
-          <w:bCs w:val="0"/>
-        </w:rPr>
-        <w:t>–</w:t>
-      </w:r>
-      <w:r>
-        <w:rPr>
-          <w:b w:val="0"/>
-          <w:bCs w:val="0"/>
-        </w:rPr>
-        <w:t xml:space="preserve"> 18:00). </w:t>
-      </w:r>
-    </w:p>
-    <w:p>
-      <w:pPr>
-        <w:ind w:firstLine="708"/>
-        <w:rPr>
-          <w:b w:val="0"/>
-          <w:bCs w:val="0"/>
-        </w:rPr>
-      </w:pPr>
-      <w:r>
-        <w:t>Задание 1.</w:t>
-      </w:r>
-      <w:r>
-        <w:rPr>
-          <w:b w:val="0"/>
-          <w:bCs w:val="0"/>
-        </w:rPr>
-        <w:t xml:space="preserve"> </w:t>
-      </w:r>
-      <w:r>
-        <w:rPr>
-          <w:b w:val="0"/>
-          <w:bCs w:val="0"/>
-        </w:rPr>
         <w:t xml:space="preserve">Создайте пользователей и роли, которые будут использоваться для проверки доступа. Назначьте пользователей к соответствующим ролям. </w:t>
       </w:r>
     </w:p>
     <w:p>
       <w:pPr>
-        <w:ind w:firstLine="708"/>
-        <w:rPr>
-          <w:b w:val="0"/>
-          <w:bCs w:val="0"/>
-        </w:rPr>
-      </w:pPr>
-      <w:r>
-        <w:rPr>
-          <w:b w:val="0"/>
-          <w:bCs w:val="0"/>
-        </w:rPr>
-        <w:t>Для взаимодействия с базой данных использовалась система контейнеризации</w:t>
-      </w:r>
-      <w:r>
-        <w:rPr>
-          <w:b w:val="0"/>
-          <w:bCs w:val="0"/>
-        </w:rPr>
-        <w:t xml:space="preserve"> </w:t>
-      </w:r>
-      <w:r>
-        <w:rPr>
-          <w:b w:val="0"/>
-          <w:bCs w:val="0"/>
-          <w:lang w:val="en-US"/>
-        </w:rPr>
-        <w:t>Docker</w:t>
-      </w:r>
-      <w:r>
-        <w:rPr>
-          <w:b w:val="0"/>
-          <w:bCs w:val="0"/>
-        </w:rPr>
-        <w:t xml:space="preserve">. Конфигурация работы </w:t>
-      </w:r>
-      <w:r>
-        <w:rPr>
-          <w:b w:val="0"/>
-          <w:bCs w:val="0"/>
-          <w:lang w:val="en-US"/>
-        </w:rPr>
-        <w:t>PostgreSQL</w:t>
-      </w:r>
-      <w:r>
-        <w:rPr>
-          <w:b w:val="0"/>
-          <w:bCs w:val="0"/>
-        </w:rPr>
-        <w:t xml:space="preserve"> для работы с </w:t>
-      </w:r>
-      <w:r>
-        <w:rPr>
-          <w:b w:val="0"/>
-          <w:bCs w:val="0"/>
-          <w:lang w:val="en-US"/>
-        </w:rPr>
-        <w:t>Docker</w:t>
-      </w:r>
-      <w:r>
-        <w:rPr>
-          <w:b w:val="0"/>
-          <w:bCs w:val="0"/>
-        </w:rPr>
-        <w:t xml:space="preserve"> </w:t>
-      </w:r>
-      <w:r>
-        <w:rPr>
-          <w:b w:val="0"/>
-          <w:bCs w:val="0"/>
-        </w:rPr>
-        <w:t xml:space="preserve">представлена на рисунке 1. </w:t>
-      </w:r>
-    </w:p>
-    <w:p>
-      <w:pPr>
-        <w:ind w:firstLine="708"/>
-        <w:rPr>
-          <w:b w:val="0"/>
-          <w:bCs w:val="0"/>
-        </w:rPr>
-      </w:pPr>
-    </w:p>
-    <w:p>
-      <w:pPr>
-        <w:ind w:firstLine="708"/>
+        <w:ind w:firstLine="0"/>
+        <w:rPr>
+          <w:b w:val="0"/>
+          <w:bCs w:val="0"/>
+        </w:rPr>
+      </w:pPr>
+      <w:r>
+        <w:rPr>
+          <w:b w:val="0"/>
+          <w:bCs w:val="0"/>
+        </w:rPr>
+        <w:t xml:space="preserve">Для создания роли используется код, который представлен ниже на рисунке 2. </w:t>
+      </w:r>
+    </w:p>
+    <w:p>
+      <w:pPr>
+        <w:ind w:firstLine="0"/>
+        <w:rPr>
+          <w:b w:val="0"/>
+          <w:bCs w:val="0"/>
+        </w:rPr>
+      </w:pPr>
+    </w:p>
+    <w:p>
+      <w:pPr>
+        <w:ind w:firstLine="0"/>
         <w:jc w:val="center"/>
         <w:rPr>
           <w:b w:val="0"/>
@@ -572,153 +1616,7 @@
         <w:rPr>
           <w:b w:val="0"/>
           <w:bCs w:val="0"/>
-        </w:rPr>
-        <w:drawing>
-          <wp:inline distT="0" distB="0" distL="0" distR="0" wp14:anchorId="23A5152E" wp14:editId="3621825A">
-            <wp:extent cx="3801426" cy="4953000"/>
-            <wp:effectExtent l="0" t="0" r="8890" b="0"/>
-            <wp:docPr id="1454402188" name="Рисунок 1"/>
-            <wp:cNvGraphicFramePr>
-              <a:graphicFrameLocks xmlns:a="http://schemas.openxmlformats.org/drawingml/2006/main" noChangeAspect="1"/>
-            </wp:cNvGraphicFramePr>
-            <a:graphic xmlns:a="http://schemas.openxmlformats.org/drawingml/2006/main">
-              <a:graphicData uri="http://schemas.openxmlformats.org/drawingml/2006/picture">
-                <pic:pic xmlns:pic="http://schemas.openxmlformats.org/drawingml/2006/picture">
-                  <pic:nvPicPr>
-                    <pic:cNvPr id="1454402188" name=""/>
-                    <pic:cNvPicPr/>
-                  </pic:nvPicPr>
-                  <pic:blipFill>
-                    <a:blip r:embed="rId8"/>
-                    <a:stretch>
-                      <a:fillRect/>
-                    </a:stretch>
-                  </pic:blipFill>
-                  <pic:spPr>
-                    <a:xfrm>
-                      <a:off x="0" y="0"/>
-                      <a:ext cx="3818361" cy="4975066"/>
-                    </a:xfrm>
-                    <a:prstGeom prst="rect">
-                      <a:avLst/>
-                    </a:prstGeom>
-                  </pic:spPr>
-                </pic:pic>
-              </a:graphicData>
-            </a:graphic>
-          </wp:inline>
-        </w:drawing>
-      </w:r>
-    </w:p>
-    <w:p>
-      <w:pPr>
-        <w:ind w:firstLine="708"/>
-        <w:jc w:val="center"/>
-        <w:rPr>
-          <w:b w:val="0"/>
-          <w:bCs w:val="0"/>
-          <w:sz w:val="24"/>
-          <w:szCs w:val="24"/>
-        </w:rPr>
-      </w:pPr>
-      <w:r>
-        <w:rPr>
-          <w:b w:val="0"/>
-          <w:bCs w:val="0"/>
-          <w:sz w:val="24"/>
-          <w:szCs w:val="24"/>
-        </w:rPr>
-        <w:t xml:space="preserve">Рисунок 1 – конфигурация </w:t>
-      </w:r>
-      <w:r>
-        <w:rPr>
-          <w:b w:val="0"/>
-          <w:bCs w:val="0"/>
-          <w:sz w:val="24"/>
-          <w:szCs w:val="24"/>
-          <w:lang w:val="en-US"/>
-        </w:rPr>
-        <w:t>Docker</w:t>
-      </w:r>
-      <w:r>
-        <w:rPr>
-          <w:b w:val="0"/>
-          <w:bCs w:val="0"/>
-          <w:sz w:val="24"/>
-          <w:szCs w:val="24"/>
-        </w:rPr>
-        <w:t xml:space="preserve"> </w:t>
-      </w:r>
-      <w:r>
-        <w:rPr>
-          <w:b w:val="0"/>
-          <w:bCs w:val="0"/>
-          <w:sz w:val="24"/>
-          <w:szCs w:val="24"/>
-          <w:lang w:val="en-US"/>
-        </w:rPr>
-        <w:t>compose</w:t>
-      </w:r>
-      <w:r>
-        <w:rPr>
-          <w:b w:val="0"/>
-          <w:bCs w:val="0"/>
-          <w:sz w:val="24"/>
-          <w:szCs w:val="24"/>
-        </w:rPr>
-        <w:t xml:space="preserve"> для работы с </w:t>
-      </w:r>
-      <w:r>
-        <w:rPr>
-          <w:b w:val="0"/>
-          <w:bCs w:val="0"/>
-          <w:sz w:val="24"/>
-          <w:szCs w:val="24"/>
-          <w:lang w:val="en-US"/>
-        </w:rPr>
-        <w:t>PostgreSQL</w:t>
-      </w:r>
-    </w:p>
-    <w:p>
-      <w:pPr>
-        <w:ind w:firstLine="0"/>
-        <w:rPr>
-          <w:b w:val="0"/>
-          <w:bCs w:val="0"/>
-        </w:rPr>
-      </w:pPr>
-      <w:r>
-        <w:rPr>
-          <w:b w:val="0"/>
-          <w:bCs w:val="0"/>
-        </w:rPr>
-        <w:lastRenderedPageBreak/>
-        <w:tab/>
-        <w:t xml:space="preserve">Теперь перейдем к созданию пользователей и ролей. Для создания роли используется код, который представлен ниже на рисунке 2. </w:t>
-      </w:r>
-    </w:p>
-    <w:p>
-      <w:pPr>
-        <w:ind w:firstLine="0"/>
-        <w:rPr>
-          <w:b w:val="0"/>
-          <w:bCs w:val="0"/>
-        </w:rPr>
-      </w:pPr>
-    </w:p>
-    <w:p>
-      <w:pPr>
-        <w:ind w:firstLine="0"/>
-        <w:jc w:val="center"/>
-        <w:rPr>
-          <w:b w:val="0"/>
-          <w:bCs w:val="0"/>
-        </w:rPr>
-      </w:pPr>
-      <w:r>
-        <w:rPr>
-          <w:b w:val="0"/>
-          <w:bCs w:val="0"/>
+          <w:noProof/>
         </w:rPr>
         <w:drawing>
           <wp:inline distT="0" distB="0" distL="0" distR="0" wp14:anchorId="24C01CA2" wp14:editId="44C6F6CC">
@@ -736,7 +1634,7 @@
                     <pic:cNvPicPr/>
                   </pic:nvPicPr>
                   <pic:blipFill>
-                    <a:blip r:embed="rId9"/>
+                    <a:blip r:embed="rId8"/>
                     <a:stretch>
                       <a:fillRect/>
                     </a:stretch>
@@ -827,6 +1725,7 @@
         <w:rPr>
           <w:b w:val="0"/>
           <w:bCs w:val="0"/>
+          <w:noProof/>
         </w:rPr>
         <w:drawing>
           <wp:inline distT="0" distB="0" distL="0" distR="0" wp14:anchorId="663D78AC" wp14:editId="46069BC7">
@@ -844,7 +1743,7 @@
                     <pic:cNvPicPr/>
                   </pic:nvPicPr>
                   <pic:blipFill>
-                    <a:blip r:embed="rId10"/>
+                    <a:blip r:embed="rId9"/>
                     <a:stretch>
                       <a:fillRect/>
                     </a:stretch>
@@ -943,8 +1842,8 @@
         <w:rPr>
           <w:b w:val="0"/>
           <w:bCs w:val="0"/>
-        </w:rPr>
-        <w:lastRenderedPageBreak/>
+          <w:noProof/>
+        </w:rPr>
         <w:drawing>
           <wp:inline distT="0" distB="0" distL="0" distR="0" wp14:anchorId="577F66DE" wp14:editId="5613C645">
             <wp:extent cx="4972050" cy="2855175"/>
@@ -961,7 +1860,7 @@
                     <pic:cNvPicPr/>
                   </pic:nvPicPr>
                   <pic:blipFill>
-                    <a:blip r:embed="rId11"/>
+                    <a:blip r:embed="rId10"/>
                     <a:stretch>
                       <a:fillRect/>
                     </a:stretch>
@@ -1021,7 +1920,6 @@
         <w:rPr>
           <w:b w:val="0"/>
           <w:bCs w:val="0"/>
-          <w:lang w:val="en-US"/>
         </w:rPr>
       </w:pPr>
       <w:r>
@@ -1046,24 +1944,24 @@
         <w:rPr>
           <w:b w:val="0"/>
           <w:bCs w:val="0"/>
+        </w:rPr>
+      </w:pPr>
+    </w:p>
+    <w:p>
+      <w:pPr>
+        <w:ind w:firstLine="0"/>
+        <w:jc w:val="center"/>
+        <w:rPr>
+          <w:b w:val="0"/>
+          <w:bCs w:val="0"/>
           <w:lang w:val="en-US"/>
         </w:rPr>
       </w:pPr>
-    </w:p>
-    <w:p>
-      <w:pPr>
-        <w:ind w:firstLine="0"/>
-        <w:jc w:val="center"/>
-        <w:rPr>
-          <w:b w:val="0"/>
-          <w:bCs w:val="0"/>
-          <w:lang w:val="en-US"/>
-        </w:rPr>
-      </w:pPr>
-      <w:r>
-        <w:rPr>
-          <w:b w:val="0"/>
-          <w:bCs w:val="0"/>
+      <w:r>
+        <w:rPr>
+          <w:b w:val="0"/>
+          <w:bCs w:val="0"/>
+          <w:noProof/>
           <w:lang w:val="en-US"/>
         </w:rPr>
         <w:drawing>
@@ -1082,7 +1980,7 @@
                     <pic:cNvPicPr/>
                   </pic:nvPicPr>
                   <pic:blipFill>
-                    <a:blip r:embed="rId12"/>
+                    <a:blip r:embed="rId11"/>
                     <a:stretch>
                       <a:fillRect/>
                     </a:stretch>
@@ -1239,7 +2137,6 @@
           <w:b w:val="0"/>
           <w:bCs w:val="0"/>
         </w:rPr>
-        <w:lastRenderedPageBreak/>
         <w:tab/>
         <w:t xml:space="preserve">Настроим ограничения по </w:t>
       </w:r>
@@ -1330,6 +2227,7 @@
         <w:rPr>
           <w:b w:val="0"/>
           <w:bCs w:val="0"/>
+          <w:noProof/>
         </w:rPr>
         <w:drawing>
           <wp:inline distT="0" distB="0" distL="0" distR="0" wp14:anchorId="195B9D18" wp14:editId="20C07E96">
@@ -1347,7 +2245,7 @@
                     <pic:cNvPicPr/>
                   </pic:nvPicPr>
                   <pic:blipFill>
-                    <a:blip r:embed="rId13"/>
+                    <a:blip r:embed="rId12"/>
                     <a:stretch>
                       <a:fillRect/>
                     </a:stretch>
@@ -1514,6 +2412,7 @@
           <w:b w:val="0"/>
           <w:bCs w:val="0"/>
         </w:rPr>
+        <w:lastRenderedPageBreak/>
         <w:tab/>
         <w:t xml:space="preserve">Для проверки воспользуемся ещё </w:t>
       </w:r>
@@ -1639,6 +2538,7 @@
         <w:rPr>
           <w:b w:val="0"/>
           <w:bCs w:val="0"/>
+          <w:noProof/>
         </w:rPr>
         <w:drawing>
           <wp:inline distT="0" distB="0" distL="0" distR="0" wp14:anchorId="426886CE" wp14:editId="5D7F466E">
@@ -1656,7 +2556,7 @@
                     <pic:cNvPicPr/>
                   </pic:nvPicPr>
                   <pic:blipFill>
-                    <a:blip r:embed="rId14"/>
+                    <a:blip r:embed="rId13"/>
                     <a:stretch>
                       <a:fillRect/>
                     </a:stretch>
@@ -1686,7 +2586,6 @@
           <w:bCs w:val="0"/>
           <w:sz w:val="24"/>
           <w:szCs w:val="24"/>
-          <w:lang w:val="en-US"/>
         </w:rPr>
       </w:pPr>
       <w:r>
@@ -1764,7 +2663,6 @@
           <w:b w:val="0"/>
           <w:bCs w:val="0"/>
         </w:rPr>
-        <w:lastRenderedPageBreak/>
         <w:tab/>
         <w:t xml:space="preserve">Теперь попробуем </w:t>
       </w:r>
@@ -1801,6 +2699,7 @@
         <w:rPr>
           <w:b w:val="0"/>
           <w:bCs w:val="0"/>
+          <w:noProof/>
           <w:lang w:val="en-US"/>
         </w:rPr>
         <w:drawing>
@@ -1819,7 +2718,7 @@
                     <pic:cNvPicPr/>
                   </pic:nvPicPr>
                   <pic:blipFill>
-                    <a:blip r:embed="rId15"/>
+                    <a:blip r:embed="rId14"/>
                     <a:stretch>
                       <a:fillRect/>
                     </a:stretch>
@@ -1877,6 +2776,55 @@
         <w:rPr>
           <w:b w:val="0"/>
           <w:bCs w:val="0"/>
+        </w:rPr>
+      </w:pPr>
+      <w:r>
+        <w:rPr>
+          <w:b w:val="0"/>
+          <w:bCs w:val="0"/>
+        </w:rPr>
+        <w:tab/>
+      </w:r>
+      <w:r>
+        <w:t>Задание 4</w:t>
+      </w:r>
+      <w:r>
+        <w:rPr>
+          <w:b w:val="0"/>
+          <w:bCs w:val="0"/>
+        </w:rPr>
+        <w:t xml:space="preserve">. Напишите функцию и триггер для ограничения операций в зависимости от времени суток. </w:t>
+      </w:r>
+    </w:p>
+    <w:p>
+      <w:pPr>
+        <w:ind w:firstLine="0"/>
+        <w:rPr>
+          <w:b w:val="0"/>
+          <w:bCs w:val="0"/>
+        </w:rPr>
+      </w:pPr>
+      <w:r>
+        <w:rPr>
+          <w:b w:val="0"/>
+          <w:bCs w:val="0"/>
+        </w:rPr>
+        <w:tab/>
+      </w:r>
+      <w:r>
+        <w:rPr>
+          <w:b w:val="0"/>
+          <w:bCs w:val="0"/>
+        </w:rPr>
+        <w:t xml:space="preserve">Функция для проверки времени ограничения операций представлена на рисунке 9. </w:t>
+      </w:r>
+    </w:p>
+    <w:p>
+      <w:pPr>
+        <w:ind w:firstLine="0"/>
+        <w:rPr>
+          <w:b w:val="0"/>
+          <w:bCs w:val="0"/>
           <w:lang w:val="en-US"/>
         </w:rPr>
       </w:pPr>
@@ -1885,63 +2833,14 @@
           <w:b w:val="0"/>
           <w:bCs w:val="0"/>
         </w:rPr>
+        <w:lastRenderedPageBreak/>
         <w:tab/>
       </w:r>
       <w:r>
-        <w:t>Задание 4</w:t>
-      </w:r>
-      <w:r>
-        <w:rPr>
-          <w:b w:val="0"/>
-          <w:bCs w:val="0"/>
-        </w:rPr>
-        <w:t xml:space="preserve">. Напишите функцию и триггер для ограничения операций в зависимости от времени суток. </w:t>
-      </w:r>
-    </w:p>
-    <w:p>
-      <w:pPr>
-        <w:ind w:firstLine="0"/>
-        <w:rPr>
-          <w:b w:val="0"/>
-          <w:bCs w:val="0"/>
-        </w:rPr>
-      </w:pPr>
-      <w:r>
-        <w:rPr>
-          <w:b w:val="0"/>
-          <w:bCs w:val="0"/>
-          <w:lang w:val="en-US"/>
-        </w:rPr>
-        <w:tab/>
-      </w:r>
-      <w:r>
-        <w:rPr>
-          <w:b w:val="0"/>
-          <w:bCs w:val="0"/>
-        </w:rPr>
-        <w:t xml:space="preserve">Функция для проверки времени ограничения операций представлена на рисунке 9. </w:t>
-      </w:r>
-    </w:p>
-    <w:p>
-      <w:pPr>
-        <w:ind w:firstLine="0"/>
-        <w:rPr>
-          <w:b w:val="0"/>
-          <w:bCs w:val="0"/>
-          <w:lang w:val="en-US"/>
-        </w:rPr>
-      </w:pPr>
-      <w:r>
-        <w:rPr>
-          <w:b w:val="0"/>
-          <w:bCs w:val="0"/>
-        </w:rPr>
-        <w:tab/>
-      </w:r>
-      <w:r>
-        <w:rPr>
-          <w:b w:val="0"/>
-          <w:bCs w:val="0"/>
+        <w:rPr>
+          <w:b w:val="0"/>
+          <w:bCs w:val="0"/>
+          <w:noProof/>
         </w:rPr>
         <w:drawing>
           <wp:inline distT="0" distB="0" distL="0" distR="0" wp14:anchorId="19357292" wp14:editId="3D6F290E">
@@ -1959,7 +2858,7 @@
                     <pic:cNvPicPr/>
                   </pic:nvPicPr>
                   <pic:blipFill>
-                    <a:blip r:embed="rId16"/>
+                    <a:blip r:embed="rId15"/>
                     <a:stretch>
                       <a:fillRect/>
                     </a:stretch>
@@ -2047,9 +2946,9 @@
         <w:rPr>
           <w:b w:val="0"/>
           <w:bCs w:val="0"/>
+          <w:noProof/>
           <w:lang w:val="en-US"/>
         </w:rPr>
-        <w:lastRenderedPageBreak/>
         <w:drawing>
           <wp:inline distT="0" distB="0" distL="0" distR="0" wp14:anchorId="6A03FD85" wp14:editId="291A5A24">
             <wp:extent cx="6119495" cy="1700530"/>
@@ -2066,7 +2965,7 @@
                     <pic:cNvPicPr/>
                   </pic:nvPicPr>
                   <pic:blipFill>
-                    <a:blip r:embed="rId17"/>
+                    <a:blip r:embed="rId16"/>
                     <a:stretch>
                       <a:fillRect/>
                     </a:stretch>
@@ -2197,7 +3096,9 @@
         <w:rPr>
           <w:b w:val="0"/>
           <w:bCs w:val="0"/>
-        </w:rPr>
+          <w:noProof/>
+        </w:rPr>
+        <w:lastRenderedPageBreak/>
         <w:drawing>
           <wp:inline distT="0" distB="0" distL="0" distR="0" wp14:anchorId="1D2932BD" wp14:editId="191C5EC7">
             <wp:extent cx="6227500" cy="3990975"/>
@@ -2214,7 +3115,7 @@
                     <pic:cNvPicPr/>
                   </pic:nvPicPr>
                   <pic:blipFill>
-                    <a:blip r:embed="rId18"/>
+                    <a:blip r:embed="rId17"/>
                     <a:stretch>
                       <a:fillRect/>
                     </a:stretch>
@@ -2323,8 +3224,8 @@
         <w:rPr>
           <w:b w:val="0"/>
           <w:bCs w:val="0"/>
-        </w:rPr>
-        <w:lastRenderedPageBreak/>
+          <w:noProof/>
+        </w:rPr>
         <w:drawing>
           <wp:inline distT="0" distB="0" distL="0" distR="0" wp14:anchorId="6F95877C" wp14:editId="67CBE068">
             <wp:extent cx="6119495" cy="752475"/>
@@ -2341,7 +3242,7 @@
                     <pic:cNvPicPr/>
                   </pic:nvPicPr>
                   <pic:blipFill>
-                    <a:blip r:embed="rId19"/>
+                    <a:blip r:embed="rId18"/>
                     <a:stretch>
                       <a:fillRect/>
                     </a:stretch>
@@ -2526,12 +3427,14 @@
           <w:b w:val="0"/>
           <w:bCs w:val="0"/>
         </w:rPr>
+        <w:lastRenderedPageBreak/>
         <w:tab/>
       </w:r>
       <w:r>
         <w:rPr>
           <w:b w:val="0"/>
           <w:bCs w:val="0"/>
+          <w:noProof/>
         </w:rPr>
         <w:drawing>
           <wp:inline distT="0" distB="0" distL="0" distR="0" wp14:anchorId="44ADAF72" wp14:editId="35A1B401">
@@ -2549,7 +3452,7 @@
                     <pic:cNvPicPr/>
                   </pic:nvPicPr>
                   <pic:blipFill>
-                    <a:blip r:embed="rId20"/>
+                    <a:blip r:embed="rId19"/>
                     <a:stretch>
                       <a:fillRect/>
                     </a:stretch>
@@ -2579,7 +3482,6 @@
           <w:bCs w:val="0"/>
           <w:sz w:val="24"/>
           <w:szCs w:val="24"/>
-          <w:lang w:val="en-US"/>
         </w:rPr>
       </w:pPr>
       <w:r>
@@ -2609,7 +3511,6 @@
         <w:rPr>
           <w:b w:val="0"/>
           <w:bCs w:val="0"/>
-          <w:lang w:val="en-US"/>
         </w:rPr>
       </w:pPr>
     </w:p>
@@ -2674,8 +3575,8 @@
         <w:rPr>
           <w:b w:val="0"/>
           <w:bCs w:val="0"/>
-        </w:rPr>
-        <w:lastRenderedPageBreak/>
+          <w:noProof/>
+        </w:rPr>
         <w:drawing>
           <wp:inline distT="0" distB="0" distL="0" distR="0" wp14:anchorId="2275EC6A" wp14:editId="46C32E82">
             <wp:extent cx="5643776" cy="4143375"/>
@@ -2692,7 +3593,7 @@
                     <pic:cNvPicPr/>
                   </pic:nvPicPr>
                   <pic:blipFill>
-                    <a:blip r:embed="rId21"/>
+                    <a:blip r:embed="rId20"/>
                     <a:stretch>
                       <a:fillRect/>
                     </a:stretch>
@@ -2750,6 +3651,73 @@
         <w:rPr>
           <w:b w:val="0"/>
           <w:bCs w:val="0"/>
+        </w:rPr>
+      </w:pPr>
+      <w:r>
+        <w:rPr>
+          <w:b w:val="0"/>
+          <w:bCs w:val="0"/>
+        </w:rPr>
+        <w:lastRenderedPageBreak/>
+        <w:tab/>
+      </w:r>
+      <w:r>
+        <w:t>Задание 7.</w:t>
+      </w:r>
+      <w:r>
+        <w:rPr>
+          <w:b w:val="0"/>
+          <w:bCs w:val="0"/>
+        </w:rPr>
+        <w:t xml:space="preserve"> Протестируйте политику, выполняя запросы от имени разных пользователей и ролей. </w:t>
+      </w:r>
+    </w:p>
+    <w:p>
+      <w:pPr>
+        <w:ind w:firstLine="0"/>
+        <w:rPr>
+          <w:b w:val="0"/>
+          <w:bCs w:val="0"/>
+        </w:rPr>
+      </w:pPr>
+      <w:r>
+        <w:rPr>
+          <w:b w:val="0"/>
+          <w:bCs w:val="0"/>
+        </w:rPr>
+        <w:tab/>
+      </w:r>
+      <w:r>
+        <w:rPr>
+          <w:b w:val="0"/>
+          <w:bCs w:val="0"/>
+        </w:rPr>
+        <w:t xml:space="preserve">Проверка политики представлена на рисунке 15. В принципе ограничения </w:t>
+      </w:r>
+      <w:r>
+        <w:rPr>
+          <w:b w:val="0"/>
+          <w:bCs w:val="0"/>
+        </w:rPr>
+        <w:t xml:space="preserve">полностью работают. </w:t>
+      </w:r>
+    </w:p>
+    <w:p>
+      <w:pPr>
+        <w:ind w:firstLine="0"/>
+        <w:rPr>
+          <w:b w:val="0"/>
+          <w:bCs w:val="0"/>
+        </w:rPr>
+      </w:pPr>
+    </w:p>
+    <w:p>
+      <w:pPr>
+        <w:ind w:firstLine="0"/>
+        <w:jc w:val="center"/>
+        <w:rPr>
+          <w:b w:val="0"/>
+          <w:bCs w:val="0"/>
           <w:lang w:val="en-US"/>
         </w:rPr>
       </w:pPr>
@@ -2757,74 +3725,7 @@
         <w:rPr>
           <w:b w:val="0"/>
           <w:bCs w:val="0"/>
-        </w:rPr>
-        <w:tab/>
-      </w:r>
-      <w:r>
-        <w:t>Задание 7.</w:t>
-      </w:r>
-      <w:r>
-        <w:rPr>
-          <w:b w:val="0"/>
-          <w:bCs w:val="0"/>
-        </w:rPr>
-        <w:t xml:space="preserve"> Протестируйте политику, выполняя запросы от имени разных пользователей и ролей. </w:t>
-      </w:r>
-    </w:p>
-    <w:p>
-      <w:pPr>
-        <w:ind w:firstLine="0"/>
-        <w:rPr>
-          <w:b w:val="0"/>
-          <w:bCs w:val="0"/>
-        </w:rPr>
-      </w:pPr>
-      <w:r>
-        <w:rPr>
-          <w:b w:val="0"/>
-          <w:bCs w:val="0"/>
-          <w:lang w:val="en-US"/>
-        </w:rPr>
-        <w:tab/>
-      </w:r>
-      <w:r>
-        <w:rPr>
-          <w:b w:val="0"/>
-          <w:bCs w:val="0"/>
-        </w:rPr>
-        <w:t xml:space="preserve">Проверка политики представлена на рисунке 15. В принципе ограничения </w:t>
-      </w:r>
-      <w:r>
-        <w:rPr>
-          <w:b w:val="0"/>
-          <w:bCs w:val="0"/>
-        </w:rPr>
-        <w:t xml:space="preserve">полностью работают. </w:t>
-      </w:r>
-    </w:p>
-    <w:p>
-      <w:pPr>
-        <w:ind w:firstLine="0"/>
-        <w:rPr>
-          <w:b w:val="0"/>
-          <w:bCs w:val="0"/>
-        </w:rPr>
-      </w:pPr>
-    </w:p>
-    <w:p>
-      <w:pPr>
-        <w:ind w:firstLine="0"/>
-        <w:jc w:val="center"/>
-        <w:rPr>
-          <w:b w:val="0"/>
-          <w:bCs w:val="0"/>
-          <w:lang w:val="en-US"/>
-        </w:rPr>
-      </w:pPr>
-      <w:r>
-        <w:rPr>
-          <w:b w:val="0"/>
-          <w:bCs w:val="0"/>
+          <w:noProof/>
         </w:rPr>
         <w:drawing>
           <wp:inline distT="0" distB="0" distL="0" distR="0" wp14:anchorId="0820CE70" wp14:editId="142ABD26">
@@ -2842,7 +3743,7 @@
                     <pic:cNvPicPr/>
                   </pic:nvPicPr>
                   <pic:blipFill>
-                    <a:blip r:embed="rId22"/>
+                    <a:blip r:embed="rId21"/>
                     <a:stretch>
                       <a:fillRect/>
                     </a:stretch>
@@ -2897,7 +3798,6 @@
           <w:b w:val="0"/>
           <w:bCs w:val="0"/>
         </w:rPr>
-        <w:lastRenderedPageBreak/>
         <w:tab/>
       </w:r>
       <w:r>
@@ -2987,6 +3887,7 @@
         <w:rPr>
           <w:b w:val="0"/>
           <w:bCs w:val="0"/>
+          <w:noProof/>
           <w:sz w:val="24"/>
           <w:szCs w:val="24"/>
         </w:rPr>
@@ -3006,7 +3907,7 @@
                     <pic:cNvPicPr/>
                   </pic:nvPicPr>
                   <pic:blipFill>
-                    <a:blip r:embed="rId23"/>
+                    <a:blip r:embed="rId22"/>
                     <a:stretch>
                       <a:fillRect/>
                     </a:stretch>
@@ -3076,10 +3977,12 @@
         <w:rPr>
           <w:b w:val="0"/>
           <w:bCs w:val="0"/>
+          <w:noProof/>
           <w:sz w:val="24"/>
           <w:szCs w:val="24"/>
           <w:lang w:val="en-US"/>
         </w:rPr>
+        <w:lastRenderedPageBreak/>
         <w:drawing>
           <wp:inline distT="0" distB="0" distL="0" distR="0" wp14:anchorId="701B6814" wp14:editId="1C910BB4">
             <wp:extent cx="5721097" cy="1924050"/>
@@ -3096,7 +3999,7 @@
                     <pic:cNvPicPr/>
                   </pic:nvPicPr>
                   <pic:blipFill>
-                    <a:blip r:embed="rId24"/>
+                    <a:blip r:embed="rId23"/>
                     <a:stretch>
                       <a:fillRect/>
                     </a:stretch>
@@ -3160,9 +4063,9 @@
       </w:pPr>
     </w:p>
     <w:sectPr>
-      <w:headerReference w:type="default" r:id="rId25"/>
-      <w:headerReference w:type="first" r:id="rId26"/>
-      <w:footerReference w:type="first" r:id="rId27"/>
+      <w:headerReference w:type="default" r:id="rId24"/>
+      <w:headerReference w:type="first" r:id="rId25"/>
+      <w:footerReference w:type="first" r:id="rId26"/>
       <w:pgSz w:w="11906" w:h="16838" w:code="9"/>
       <w:pgMar w:top="1134" w:right="851" w:bottom="1134" w:left="1418" w:header="709" w:footer="335" w:gutter="0"/>
       <w:cols w:space="708"/>
@@ -3796,6 +4699,123 @@
     </w:lvl>
   </w:abstractNum>
   <w:abstractNum w:abstractNumId="3" w15:restartNumberingAfterBreak="0">
+    <w:nsid w:val="3770055D"/>
+    <w:multiLevelType w:val="multilevel"/>
+    <w:tmpl w:val="FA36873A"/>
+    <w:lvl w:ilvl="0">
+      <w:start w:val="1"/>
+      <w:numFmt w:val="decimal"/>
+      <w:lvlText w:val="%1."/>
+      <w:lvlJc w:val="left"/>
+      <w:pPr>
+        <w:tabs>
+          <w:tab w:val="num" w:pos="720"/>
+        </w:tabs>
+        <w:ind w:left="720" w:hanging="360"/>
+      </w:pPr>
+    </w:lvl>
+    <w:lvl w:ilvl="1">
+      <w:start w:val="1"/>
+      <w:numFmt w:val="bullet"/>
+      <w:lvlText w:val="o"/>
+      <w:lvlJc w:val="left"/>
+      <w:pPr>
+        <w:tabs>
+          <w:tab w:val="num" w:pos="1440"/>
+        </w:tabs>
+        <w:ind w:left="1440" w:hanging="360"/>
+      </w:pPr>
+      <w:rPr>
+        <w:rFonts w:ascii="Courier New" w:hAnsi="Courier New" w:hint="default"/>
+        <w:sz w:val="20"/>
+      </w:rPr>
+    </w:lvl>
+    <w:lvl w:ilvl="2" w:tentative="1">
+      <w:start w:val="1"/>
+      <w:numFmt w:val="decimal"/>
+      <w:lvlText w:val="%3."/>
+      <w:lvlJc w:val="left"/>
+      <w:pPr>
+        <w:tabs>
+          <w:tab w:val="num" w:pos="2160"/>
+        </w:tabs>
+        <w:ind w:left="2160" w:hanging="360"/>
+      </w:pPr>
+    </w:lvl>
+    <w:lvl w:ilvl="3" w:tentative="1">
+      <w:start w:val="1"/>
+      <w:numFmt w:val="decimal"/>
+      <w:lvlText w:val="%4."/>
+      <w:lvlJc w:val="left"/>
+      <w:pPr>
+        <w:tabs>
+          <w:tab w:val="num" w:pos="2880"/>
+        </w:tabs>
+        <w:ind w:left="2880" w:hanging="360"/>
+      </w:pPr>
+    </w:lvl>
+    <w:lvl w:ilvl="4" w:tentative="1">
+      <w:start w:val="1"/>
+      <w:numFmt w:val="decimal"/>
+      <w:lvlText w:val="%5."/>
+      <w:lvlJc w:val="left"/>
+      <w:pPr>
+        <w:tabs>
+          <w:tab w:val="num" w:pos="3600"/>
+        </w:tabs>
+        <w:ind w:left="3600" w:hanging="360"/>
+      </w:pPr>
+    </w:lvl>
+    <w:lvl w:ilvl="5" w:tentative="1">
+      <w:start w:val="1"/>
+      <w:numFmt w:val="decimal"/>
+      <w:lvlText w:val="%6."/>
+      <w:lvlJc w:val="left"/>
+      <w:pPr>
+        <w:tabs>
+          <w:tab w:val="num" w:pos="4320"/>
+        </w:tabs>
+        <w:ind w:left="4320" w:hanging="360"/>
+      </w:pPr>
+    </w:lvl>
+    <w:lvl w:ilvl="6" w:tentative="1">
+      <w:start w:val="1"/>
+      <w:numFmt w:val="decimal"/>
+      <w:lvlText w:val="%7."/>
+      <w:lvlJc w:val="left"/>
+      <w:pPr>
+        <w:tabs>
+          <w:tab w:val="num" w:pos="5040"/>
+        </w:tabs>
+        <w:ind w:left="5040" w:hanging="360"/>
+      </w:pPr>
+    </w:lvl>
+    <w:lvl w:ilvl="7" w:tentative="1">
+      <w:start w:val="1"/>
+      <w:numFmt w:val="decimal"/>
+      <w:lvlText w:val="%8."/>
+      <w:lvlJc w:val="left"/>
+      <w:pPr>
+        <w:tabs>
+          <w:tab w:val="num" w:pos="5760"/>
+        </w:tabs>
+        <w:ind w:left="5760" w:hanging="360"/>
+      </w:pPr>
+    </w:lvl>
+    <w:lvl w:ilvl="8" w:tentative="1">
+      <w:start w:val="1"/>
+      <w:numFmt w:val="decimal"/>
+      <w:lvlText w:val="%9."/>
+      <w:lvlJc w:val="left"/>
+      <w:pPr>
+        <w:tabs>
+          <w:tab w:val="num" w:pos="6480"/>
+        </w:tabs>
+        <w:ind w:left="6480" w:hanging="360"/>
+      </w:pPr>
+    </w:lvl>
+  </w:abstractNum>
+  <w:abstractNum w:abstractNumId="4" w15:restartNumberingAfterBreak="0">
     <w:nsid w:val="3C0E31BF"/>
     <w:multiLevelType w:val="multilevel"/>
     <w:tmpl w:val="34561A78"/>
@@ -3944,7 +4964,7 @@
       </w:rPr>
     </w:lvl>
   </w:abstractNum>
-  <w:abstractNum w:abstractNumId="4" w15:restartNumberingAfterBreak="0">
+  <w:abstractNum w:abstractNumId="5" w15:restartNumberingAfterBreak="0">
     <w:nsid w:val="42836FF5"/>
     <w:multiLevelType w:val="multilevel"/>
     <w:tmpl w:val="B8D443BA"/>
@@ -4093,7 +5113,124 @@
       </w:rPr>
     </w:lvl>
   </w:abstractNum>
-  <w:abstractNum w:abstractNumId="5" w15:restartNumberingAfterBreak="0">
+  <w:abstractNum w:abstractNumId="6" w15:restartNumberingAfterBreak="0">
+    <w:nsid w:val="61FB2981"/>
+    <w:multiLevelType w:val="multilevel"/>
+    <w:tmpl w:val="C53ACAE0"/>
+    <w:lvl w:ilvl="0">
+      <w:start w:val="1"/>
+      <w:numFmt w:val="decimal"/>
+      <w:lvlText w:val="%1."/>
+      <w:lvlJc w:val="left"/>
+      <w:pPr>
+        <w:tabs>
+          <w:tab w:val="num" w:pos="720"/>
+        </w:tabs>
+        <w:ind w:left="720" w:hanging="360"/>
+      </w:pPr>
+    </w:lvl>
+    <w:lvl w:ilvl="1">
+      <w:start w:val="1"/>
+      <w:numFmt w:val="bullet"/>
+      <w:lvlText w:val="o"/>
+      <w:lvlJc w:val="left"/>
+      <w:pPr>
+        <w:tabs>
+          <w:tab w:val="num" w:pos="1440"/>
+        </w:tabs>
+        <w:ind w:left="1440" w:hanging="360"/>
+      </w:pPr>
+      <w:rPr>
+        <w:rFonts w:ascii="Courier New" w:hAnsi="Courier New" w:hint="default"/>
+        <w:sz w:val="20"/>
+      </w:rPr>
+    </w:lvl>
+    <w:lvl w:ilvl="2" w:tentative="1">
+      <w:start w:val="1"/>
+      <w:numFmt w:val="decimal"/>
+      <w:lvlText w:val="%3."/>
+      <w:lvlJc w:val="left"/>
+      <w:pPr>
+        <w:tabs>
+          <w:tab w:val="num" w:pos="2160"/>
+        </w:tabs>
+        <w:ind w:left="2160" w:hanging="360"/>
+      </w:pPr>
+    </w:lvl>
+    <w:lvl w:ilvl="3" w:tentative="1">
+      <w:start w:val="1"/>
+      <w:numFmt w:val="decimal"/>
+      <w:lvlText w:val="%4."/>
+      <w:lvlJc w:val="left"/>
+      <w:pPr>
+        <w:tabs>
+          <w:tab w:val="num" w:pos="2880"/>
+        </w:tabs>
+        <w:ind w:left="2880" w:hanging="360"/>
+      </w:pPr>
+    </w:lvl>
+    <w:lvl w:ilvl="4" w:tentative="1">
+      <w:start w:val="1"/>
+      <w:numFmt w:val="decimal"/>
+      <w:lvlText w:val="%5."/>
+      <w:lvlJc w:val="left"/>
+      <w:pPr>
+        <w:tabs>
+          <w:tab w:val="num" w:pos="3600"/>
+        </w:tabs>
+        <w:ind w:left="3600" w:hanging="360"/>
+      </w:pPr>
+    </w:lvl>
+    <w:lvl w:ilvl="5" w:tentative="1">
+      <w:start w:val="1"/>
+      <w:numFmt w:val="decimal"/>
+      <w:lvlText w:val="%6."/>
+      <w:lvlJc w:val="left"/>
+      <w:pPr>
+        <w:tabs>
+          <w:tab w:val="num" w:pos="4320"/>
+        </w:tabs>
+        <w:ind w:left="4320" w:hanging="360"/>
+      </w:pPr>
+    </w:lvl>
+    <w:lvl w:ilvl="6" w:tentative="1">
+      <w:start w:val="1"/>
+      <w:numFmt w:val="decimal"/>
+      <w:lvlText w:val="%7."/>
+      <w:lvlJc w:val="left"/>
+      <w:pPr>
+        <w:tabs>
+          <w:tab w:val="num" w:pos="5040"/>
+        </w:tabs>
+        <w:ind w:left="5040" w:hanging="360"/>
+      </w:pPr>
+    </w:lvl>
+    <w:lvl w:ilvl="7" w:tentative="1">
+      <w:start w:val="1"/>
+      <w:numFmt w:val="decimal"/>
+      <w:lvlText w:val="%8."/>
+      <w:lvlJc w:val="left"/>
+      <w:pPr>
+        <w:tabs>
+          <w:tab w:val="num" w:pos="5760"/>
+        </w:tabs>
+        <w:ind w:left="5760" w:hanging="360"/>
+      </w:pPr>
+    </w:lvl>
+    <w:lvl w:ilvl="8" w:tentative="1">
+      <w:start w:val="1"/>
+      <w:numFmt w:val="decimal"/>
+      <w:lvlText w:val="%9."/>
+      <w:lvlJc w:val="left"/>
+      <w:pPr>
+        <w:tabs>
+          <w:tab w:val="num" w:pos="6480"/>
+        </w:tabs>
+        <w:ind w:left="6480" w:hanging="360"/>
+      </w:pPr>
+    </w:lvl>
+  </w:abstractNum>
+  <w:abstractNum w:abstractNumId="7" w15:restartNumberingAfterBreak="0">
     <w:nsid w:val="660517F5"/>
     <w:multiLevelType w:val="multilevel"/>
     <w:tmpl w:val="71B21C8C"/>
@@ -4243,7 +5380,7 @@
     </w:lvl>
   </w:abstractNum>
   <w:num w:numId="1" w16cid:durableId="1836140042">
-    <w:abstractNumId w:val="3"/>
+    <w:abstractNumId w:val="4"/>
   </w:num>
   <w:num w:numId="2" w16cid:durableId="1357464759">
     <w:abstractNumId w:val="2"/>
@@ -4252,13 +5389,19 @@
     <w:abstractNumId w:val="0"/>
   </w:num>
   <w:num w:numId="4" w16cid:durableId="1490441482">
-    <w:abstractNumId w:val="5"/>
+    <w:abstractNumId w:val="7"/>
   </w:num>
   <w:num w:numId="5" w16cid:durableId="1882668930">
     <w:abstractNumId w:val="1"/>
   </w:num>
   <w:num w:numId="6" w16cid:durableId="1348020476">
-    <w:abstractNumId w:val="4"/>
+    <w:abstractNumId w:val="5"/>
+  </w:num>
+  <w:num w:numId="7" w16cid:durableId="1272515051">
+    <w:abstractNumId w:val="6"/>
+  </w:num>
+  <w:num w:numId="8" w16cid:durableId="516118983">
+    <w:abstractNumId w:val="3"/>
   </w:num>
 </w:numbering>
 </file>
@@ -4669,7 +5812,6 @@
   <w:style w:type="character" w:default="1" w:styleId="a0">
     <w:name w:val="Default Paragraph Font"/>
     <w:uiPriority w:val="1"/>
-    <w:semiHidden/>
     <w:unhideWhenUsed/>
   </w:style>
   <w:style w:type="table" w:default="1" w:styleId="a1">

--- a/Основы постр защищ БД/Лабы/Лабораторная работа № 12.docx
+++ b/Основы постр защищ БД/Лабы/Лабораторная работа № 12.docx
@@ -5,6 +5,7 @@
     <w:p>
       <w:pPr>
         <w:spacing w:line="240" w:lineRule="auto"/>
+        <w:ind w:firstLine="0"/>
         <w:jc w:val="center"/>
         <w:rPr>
           <w:rFonts w:eastAsia="Calibri"/>
@@ -21,6 +22,32 @@
           <w:szCs w:val="22"/>
         </w:rPr>
         <w:t>МИНИСТЕРСТВО НАУКИ И ВЫСШЕГО ОБРАЗОВАНИЯ РОССИЙСКОЙ ФЕДЕРАЦИИ</w:t>
+      </w:r>
+    </w:p>
+    <w:p>
+      <w:pPr>
+        <w:spacing w:line="240" w:lineRule="auto"/>
+        <w:ind w:firstLine="0"/>
+        <w:jc w:val="center"/>
+        <w:rPr>
+          <w:rFonts w:eastAsia="Calibri"/>
+          <w:szCs w:val="22"/>
+        </w:rPr>
+      </w:pPr>
+      <w:r>
+        <w:rPr>
+          <w:rFonts w:eastAsia="Calibri"/>
+          <w:szCs w:val="22"/>
+        </w:rPr>
+        <w:t>ФЕДЕРАЛЬНОЕ ГОСУДАРСТВЕННОЕ БЮДЖЕТНОЕ ОБРАЗОВАТЕЛЬНОЕ УЧРЕЖДЕНИЕ ВЫСШЕГО ОБРАЗОВАНИЯ</w:t>
+      </w:r>
+      <w:r>
+        <w:rPr>
+          <w:rFonts w:eastAsia="Calibri"/>
+          <w:szCs w:val="22"/>
+        </w:rPr>
+        <w:br/>
+        <w:t xml:space="preserve"> «ДОНСКОЙ ГОСУДАРСТВЕННЫЙ ТЕХНИЧЕСКИЙ УНИВЕРСИТЕТ» (ДГТУ)</w:t>
       </w:r>
     </w:p>
     <w:p>
@@ -32,31 +59,6 @@
           <w:szCs w:val="22"/>
         </w:rPr>
       </w:pPr>
-      <w:r>
-        <w:rPr>
-          <w:rFonts w:eastAsia="Calibri"/>
-          <w:szCs w:val="22"/>
-        </w:rPr>
-        <w:t>ФЕДЕРАЛЬНОЕ ГОСУДАРСТВЕННОЕ БЮДЖЕТНОЕ ОБРАЗОВАТЕЛЬНОЕ УЧРЕЖДЕНИЕ ВЫСШЕГО ОБРАЗОВАНИЯ</w:t>
-      </w:r>
-      <w:r>
-        <w:rPr>
-          <w:rFonts w:eastAsia="Calibri"/>
-          <w:szCs w:val="22"/>
-        </w:rPr>
-        <w:br/>
-        <w:t xml:space="preserve"> «ДОНСКОЙ ГОСУДАРСТВЕННЫЙ ТЕХНИЧЕСКИЙ УНИВЕРСИТЕТ» (ДГТУ)</w:t>
-      </w:r>
-    </w:p>
-    <w:p>
-      <w:pPr>
-        <w:spacing w:line="240" w:lineRule="auto"/>
-        <w:jc w:val="center"/>
-        <w:rPr>
-          <w:rFonts w:eastAsia="Calibri"/>
-          <w:szCs w:val="22"/>
-        </w:rPr>
-      </w:pPr>
     </w:p>
     <w:p>
       <w:pPr>
@@ -149,14 +151,7 @@
           <w:rFonts w:eastAsia="Calibri"/>
           <w:b w:val="0"/>
         </w:rPr>
-        <w:t>1</w:t>
-      </w:r>
-      <w:r>
-        <w:rPr>
-          <w:rFonts w:eastAsia="Calibri"/>
-          <w:b w:val="0"/>
-        </w:rPr>
-        <w:t>2</w:t>
+        <w:t>12</w:t>
       </w:r>
     </w:p>
     <w:p>
@@ -189,14 +184,7 @@
           <w:b w:val="0"/>
           <w:bCs w:val="0"/>
         </w:rPr>
-        <w:t>Д</w:t>
-      </w:r>
-      <w:r>
-        <w:rPr>
-          <w:b w:val="0"/>
-          <w:bCs w:val="0"/>
-        </w:rPr>
-        <w:t>инамическое управление доступом на основе контекста</w:t>
+        <w:t>Динамическое управление доступом на основе контекста</w:t>
       </w:r>
       <w:r>
         <w:rPr>
@@ -366,25 +354,6 @@
       </w:pPr>
       <w:r>
         <w:lastRenderedPageBreak/>
-        <w:t xml:space="preserve">Тема: </w:t>
-      </w:r>
-      <w:r>
-        <w:rPr>
-          <w:b w:val="0"/>
-          <w:bCs w:val="0"/>
-        </w:rPr>
-        <w:t>динамическое управление доступом на основе контекста</w:t>
-      </w:r>
-    </w:p>
-    <w:p>
-      <w:pPr>
-        <w:ind w:firstLine="708"/>
-        <w:rPr>
-          <w:b w:val="0"/>
-          <w:bCs w:val="0"/>
-        </w:rPr>
-      </w:pPr>
-      <w:r>
         <w:t>Цель</w:t>
       </w:r>
       <w:r>
@@ -623,36 +592,15 @@
         </w:rPr>
       </w:pPr>
       <w:r>
-        <w:t xml:space="preserve">Реализация в </w:t>
-      </w:r>
-      <w:proofErr w:type="spellStart"/>
-      <w:r>
-        <w:t>PostgreSQL</w:t>
-      </w:r>
-      <w:proofErr w:type="spellEnd"/>
+        <w:t>Реализация в PostgreSQL</w:t>
+      </w:r>
       <w:r>
         <w:rPr>
           <w:b w:val="0"/>
           <w:bCs w:val="0"/>
         </w:rPr>
         <w:br/>
-        <w:t xml:space="preserve">В </w:t>
-      </w:r>
-      <w:proofErr w:type="spellStart"/>
-      <w:r>
-        <w:rPr>
-          <w:b w:val="0"/>
-          <w:bCs w:val="0"/>
-        </w:rPr>
-        <w:t>PostgreSQL</w:t>
-      </w:r>
-      <w:proofErr w:type="spellEnd"/>
-      <w:r>
-        <w:rPr>
-          <w:b w:val="0"/>
-          <w:bCs w:val="0"/>
-        </w:rPr>
-        <w:t xml:space="preserve"> динамический контроль реализуется несколькими способами:</w:t>
+        <w:t>В PostgreSQL динамический контроль реализуется несколькими способами:</w:t>
       </w:r>
     </w:p>
     <w:p>
@@ -709,25 +657,7 @@
           <w:bCs w:val="0"/>
           <w:lang w:val="en-US"/>
         </w:rPr>
-        <w:t> </w:t>
-      </w:r>
-      <w:proofErr w:type="spellStart"/>
-      <w:r>
-        <w:rPr>
-          <w:b w:val="0"/>
-          <w:bCs w:val="0"/>
-          <w:lang w:val="en-US"/>
-        </w:rPr>
-        <w:t>pg_hba.conf</w:t>
-      </w:r>
-      <w:proofErr w:type="spellEnd"/>
-      <w:r>
-        <w:rPr>
-          <w:b w:val="0"/>
-          <w:bCs w:val="0"/>
-          <w:lang w:val="en-US"/>
-        </w:rPr>
-        <w:t> (Host-Based Authentication).</w:t>
+        <w:t> pg_hba.conf (Host-Based Authentication).</w:t>
       </w:r>
     </w:p>
     <w:p>
@@ -801,23 +731,7 @@
           <w:bCs w:val="0"/>
         </w:rPr>
         <w:lastRenderedPageBreak/>
-        <w:t>Создается функция на языке PL/</w:t>
-      </w:r>
-      <w:proofErr w:type="spellStart"/>
-      <w:r>
-        <w:rPr>
-          <w:b w:val="0"/>
-          <w:bCs w:val="0"/>
-        </w:rPr>
-        <w:t>pgSQL</w:t>
-      </w:r>
-      <w:proofErr w:type="spellEnd"/>
-      <w:r>
-        <w:rPr>
-          <w:b w:val="0"/>
-          <w:bCs w:val="0"/>
-        </w:rPr>
-        <w:t>, которая проверяет текущее время (например, с помощью CURRENT_TIMESTAMP и EXTRACT).</w:t>
+        <w:t>Создается функция на языке PL/pgSQL, которая проверяет текущее время (например, с помощью CURRENT_TIMESTAMP и EXTRACT).</w:t>
       </w:r>
     </w:p>
     <w:p>
@@ -870,15 +784,7 @@
         </w:rPr>
       </w:pPr>
       <w:r>
-        <w:t>В. Ограничение доступа на уровне строк (</w:t>
-      </w:r>
-      <w:proofErr w:type="spellStart"/>
-      <w:r>
-        <w:t>Row</w:t>
-      </w:r>
-      <w:proofErr w:type="spellEnd"/>
-      <w:r>
-        <w:t xml:space="preserve"> Level Security - RLS)</w:t>
+        <w:t>В. Ограничение доступа на уровне строк (Row Level Security - RLS)</w:t>
       </w:r>
     </w:p>
     <w:p>
@@ -987,25 +893,7 @@
           <w:bCs w:val="0"/>
           <w:lang w:val="en-US"/>
         </w:rPr>
-        <w:t xml:space="preserve"> RLS: ALTER TABLE </w:t>
-      </w:r>
-      <w:proofErr w:type="spellStart"/>
-      <w:r>
-        <w:rPr>
-          <w:b w:val="0"/>
-          <w:bCs w:val="0"/>
-          <w:lang w:val="en-US"/>
-        </w:rPr>
-        <w:t>table_name</w:t>
-      </w:r>
-      <w:proofErr w:type="spellEnd"/>
-      <w:r>
-        <w:rPr>
-          <w:b w:val="0"/>
-          <w:bCs w:val="0"/>
-          <w:lang w:val="en-US"/>
-        </w:rPr>
-        <w:t xml:space="preserve"> ENABLE ROW LEVEL SECURITY;</w:t>
+        <w:t xml:space="preserve"> RLS: ALTER TABLE table_name ENABLE ROW LEVEL SECURITY;</w:t>
       </w:r>
     </w:p>
     <w:p>
@@ -1045,55 +933,7 @@
           <w:b w:val="0"/>
           <w:bCs w:val="0"/>
         </w:rPr>
-        <w:t>Политика может быть основана на роли пользователя (</w:t>
-      </w:r>
-      <w:proofErr w:type="spellStart"/>
-      <w:r>
-        <w:rPr>
-          <w:b w:val="0"/>
-          <w:bCs w:val="0"/>
-        </w:rPr>
-        <w:t>current_user</w:t>
-      </w:r>
-      <w:proofErr w:type="spellEnd"/>
-      <w:r>
-        <w:rPr>
-          <w:b w:val="0"/>
-          <w:bCs w:val="0"/>
-        </w:rPr>
-        <w:t>) или его IP-адресе (</w:t>
-      </w:r>
-      <w:proofErr w:type="spellStart"/>
-      <w:r>
-        <w:rPr>
-          <w:b w:val="0"/>
-          <w:bCs w:val="0"/>
-        </w:rPr>
-        <w:t>inet_client_</w:t>
-      </w:r>
-      <w:proofErr w:type="gramStart"/>
-      <w:r>
-        <w:rPr>
-          <w:b w:val="0"/>
-          <w:bCs w:val="0"/>
-        </w:rPr>
-        <w:t>addr</w:t>
-      </w:r>
-      <w:proofErr w:type="spellEnd"/>
-      <w:r>
-        <w:rPr>
-          <w:b w:val="0"/>
-          <w:bCs w:val="0"/>
-        </w:rPr>
-        <w:t>(</w:t>
-      </w:r>
-      <w:proofErr w:type="gramEnd"/>
-      <w:r>
-        <w:rPr>
-          <w:b w:val="0"/>
-          <w:bCs w:val="0"/>
-        </w:rPr>
-        <w:t>)).</w:t>
+        <w:t>Политика может быть основана на роли пользователя (current_user) или его IP-адресе (inet_client_addr()).</w:t>
       </w:r>
     </w:p>
     <w:p>
@@ -1148,15 +988,7 @@
         </w:rPr>
       </w:pPr>
       <w:r>
-        <w:t xml:space="preserve">Как настроить доступ к базе данных </w:t>
-      </w:r>
-      <w:proofErr w:type="spellStart"/>
-      <w:r>
-        <w:t>PostgreSQL</w:t>
-      </w:r>
-      <w:proofErr w:type="spellEnd"/>
-      <w:r>
-        <w:t xml:space="preserve"> на основе IP-адреса?</w:t>
+        <w:t>Как настроить доступ к базе данных PostgreSQL на основе IP-адреса?</w:t>
       </w:r>
       <w:r>
         <w:rPr>
@@ -1164,23 +996,7 @@
           <w:bCs w:val="0"/>
         </w:rPr>
         <w:br/>
-        <w:t>Через редактирование файла </w:t>
-      </w:r>
-      <w:proofErr w:type="spellStart"/>
-      <w:r>
-        <w:rPr>
-          <w:b w:val="0"/>
-          <w:bCs w:val="0"/>
-        </w:rPr>
-        <w:t>pg_hba.conf</w:t>
-      </w:r>
-      <w:proofErr w:type="spellEnd"/>
-      <w:r>
-        <w:rPr>
-          <w:b w:val="0"/>
-          <w:bCs w:val="0"/>
-        </w:rPr>
-        <w:t>. В него добавляются записи, где указывается тип подключения, база данных, пользователь, IP-адрес/сеть в формате CIDR и метод аутентификации.</w:t>
+        <w:t>Через редактирование файла pg_hba.conf. В него добавляются записи, где указывается тип подключения, база данных, пользователь, IP-адрес/сеть в формате CIDR и метод аутентификации.</w:t>
       </w:r>
     </w:p>
     <w:p>
@@ -1196,15 +1012,7 @@
         </w:rPr>
       </w:pPr>
       <w:r>
-        <w:t xml:space="preserve">Какие методы позволяют ограничить доступ к таблицам </w:t>
-      </w:r>
-      <w:proofErr w:type="spellStart"/>
-      <w:r>
-        <w:t>PostgreSQL</w:t>
-      </w:r>
-      <w:proofErr w:type="spellEnd"/>
-      <w:r>
-        <w:t xml:space="preserve"> по времени?</w:t>
+        <w:t>Какие методы позволяют ограничить доступ к таблицам PostgreSQL по времени?</w:t>
       </w:r>
       <w:r>
         <w:rPr>
@@ -1236,15 +1044,7 @@
         </w:rPr>
       </w:pPr>
       <w:r>
-        <w:t xml:space="preserve">Что такое </w:t>
-      </w:r>
-      <w:proofErr w:type="spellStart"/>
-      <w:r>
-        <w:t>Row</w:t>
-      </w:r>
-      <w:proofErr w:type="spellEnd"/>
-      <w:r>
-        <w:t xml:space="preserve"> Level Security (RLS), и как его использовать для ограничения доступа?</w:t>
+        <w:t>Что такое Row Level Security (RLS), и как его использовать для ограничения доступа?</w:t>
       </w:r>
       <w:r>
         <w:rPr>
@@ -1332,15 +1132,7 @@
         </w:rPr>
       </w:pPr>
       <w:r>
-        <w:t xml:space="preserve">Какие функции </w:t>
-      </w:r>
-      <w:proofErr w:type="spellStart"/>
-      <w:r>
-        <w:t>PostgreSQL</w:t>
-      </w:r>
-      <w:proofErr w:type="spellEnd"/>
-      <w:r>
-        <w:t xml:space="preserve"> позволяют определять текущий IP-адрес и время запроса?</w:t>
+        <w:t>Какие функции PostgreSQL позволяют определять текущий IP-адрес и время запроса?</w:t>
       </w:r>
     </w:p>
     <w:p>
@@ -1355,37 +1147,12 @@
           <w:bCs w:val="0"/>
         </w:rPr>
       </w:pPr>
-      <w:proofErr w:type="spellStart"/>
-      <w:r>
-        <w:rPr>
-          <w:b w:val="0"/>
-          <w:bCs w:val="0"/>
-        </w:rPr>
-        <w:t>inet_client_</w:t>
-      </w:r>
-      <w:proofErr w:type="gramStart"/>
-      <w:r>
-        <w:rPr>
-          <w:b w:val="0"/>
-          <w:bCs w:val="0"/>
-        </w:rPr>
-        <w:t>addr</w:t>
-      </w:r>
-      <w:proofErr w:type="spellEnd"/>
-      <w:r>
-        <w:rPr>
-          <w:b w:val="0"/>
-          <w:bCs w:val="0"/>
-        </w:rPr>
-        <w:t>(</w:t>
-      </w:r>
-      <w:proofErr w:type="gramEnd"/>
-      <w:r>
-        <w:rPr>
-          <w:b w:val="0"/>
-          <w:bCs w:val="0"/>
-        </w:rPr>
-        <w:t>) — возвращает IP-адрес клиента, от которого пришел запрос.</w:t>
+      <w:r>
+        <w:rPr>
+          <w:b w:val="0"/>
+          <w:bCs w:val="0"/>
+        </w:rPr>
+        <w:t>inet_client_addr() — возвращает IP-адрес клиента, от которого пришел запрос.</w:t>
       </w:r>
     </w:p>
     <w:p>
@@ -2052,7 +1819,6 @@
         </w:rPr>
         <w:t xml:space="preserve"> Настройте файл </w:t>
       </w:r>
-      <w:proofErr w:type="spellStart"/>
       <w:r>
         <w:rPr>
           <w:b w:val="0"/>
@@ -2061,7 +1827,6 @@
         </w:rPr>
         <w:t>pg</w:t>
       </w:r>
-      <w:proofErr w:type="spellEnd"/>
       <w:r>
         <w:rPr>
           <w:b w:val="0"/>
@@ -2069,7 +1834,6 @@
         </w:rPr>
         <w:t>_</w:t>
       </w:r>
-      <w:proofErr w:type="spellStart"/>
       <w:r>
         <w:rPr>
           <w:b w:val="0"/>
@@ -2078,7 +1842,6 @@
         </w:rPr>
         <w:t>hba</w:t>
       </w:r>
-      <w:proofErr w:type="spellEnd"/>
       <w:r>
         <w:rPr>
           <w:b w:val="0"/>
@@ -2155,7 +1918,6 @@
         </w:rPr>
         <w:t xml:space="preserve">-адресу для созданных ролей в </w:t>
       </w:r>
-      <w:proofErr w:type="spellStart"/>
       <w:r>
         <w:rPr>
           <w:b w:val="0"/>
@@ -2164,7 +1926,6 @@
         </w:rPr>
         <w:t>pg</w:t>
       </w:r>
-      <w:proofErr w:type="spellEnd"/>
       <w:r>
         <w:rPr>
           <w:b w:val="0"/>
@@ -2172,7 +1933,6 @@
         </w:rPr>
         <w:t>_</w:t>
       </w:r>
-      <w:proofErr w:type="spellStart"/>
       <w:r>
         <w:rPr>
           <w:b w:val="0"/>
@@ -2181,7 +1941,6 @@
         </w:rPr>
         <w:t>hba</w:t>
       </w:r>
-      <w:proofErr w:type="spellEnd"/>
       <w:r>
         <w:rPr>
           <w:b w:val="0"/>
@@ -2286,7 +2045,6 @@
         </w:rPr>
         <w:t xml:space="preserve">Рисунок 6 – ограничения в </w:t>
       </w:r>
-      <w:proofErr w:type="spellStart"/>
       <w:r>
         <w:rPr>
           <w:b w:val="0"/>
@@ -2297,7 +2055,6 @@
         </w:rPr>
         <w:t>pg</w:t>
       </w:r>
-      <w:proofErr w:type="spellEnd"/>
       <w:r>
         <w:rPr>
           <w:b w:val="0"/>
@@ -2307,7 +2064,6 @@
         </w:rPr>
         <w:t>_</w:t>
       </w:r>
-      <w:proofErr w:type="spellStart"/>
       <w:r>
         <w:rPr>
           <w:b w:val="0"/>
@@ -2318,7 +2074,6 @@
         </w:rPr>
         <w:t>hba</w:t>
       </w:r>
-      <w:proofErr w:type="spellEnd"/>
       <w:r>
         <w:rPr>
           <w:b w:val="0"/>
@@ -2459,7 +2214,6 @@
         </w:rPr>
         <w:t xml:space="preserve">ых проверим корректность настройки </w:t>
       </w:r>
-      <w:proofErr w:type="spellStart"/>
       <w:r>
         <w:rPr>
           <w:b w:val="0"/>
@@ -2468,7 +2222,6 @@
         </w:rPr>
         <w:t>pg</w:t>
       </w:r>
-      <w:proofErr w:type="spellEnd"/>
       <w:r>
         <w:rPr>
           <w:b w:val="0"/>
@@ -2476,7 +2229,6 @@
         </w:rPr>
         <w:t>_</w:t>
       </w:r>
-      <w:proofErr w:type="spellStart"/>
       <w:r>
         <w:rPr>
           <w:b w:val="0"/>
@@ -2485,7 +2237,6 @@
         </w:rPr>
         <w:t>hba</w:t>
       </w:r>
-      <w:proofErr w:type="spellEnd"/>
       <w:r>
         <w:rPr>
           <w:b w:val="0"/>
@@ -2597,7 +2348,6 @@
         </w:rPr>
         <w:t xml:space="preserve">Рисунок 7 – новые контейнеры для тестирования настройки </w:t>
       </w:r>
-      <w:proofErr w:type="spellStart"/>
       <w:r>
         <w:rPr>
           <w:b w:val="0"/>
@@ -2608,7 +2358,6 @@
         </w:rPr>
         <w:t>pg</w:t>
       </w:r>
-      <w:proofErr w:type="spellEnd"/>
       <w:r>
         <w:rPr>
           <w:b w:val="0"/>
@@ -2618,7 +2367,6 @@
         </w:rPr>
         <w:t>_</w:t>
       </w:r>
-      <w:proofErr w:type="spellStart"/>
       <w:r>
         <w:rPr>
           <w:b w:val="0"/>
@@ -2629,7 +2377,6 @@
         </w:rPr>
         <w:t>hba</w:t>
       </w:r>
-      <w:proofErr w:type="spellEnd"/>
       <w:r>
         <w:rPr>
           <w:b w:val="0"/>
@@ -3156,7 +2903,6 @@
         </w:rPr>
         <w:t xml:space="preserve">Рисунок 11 </w:t>
       </w:r>
-      <w:proofErr w:type="gramStart"/>
       <w:r>
         <w:rPr>
           <w:b w:val="0"/>
@@ -3173,17 +2919,7 @@
           <w:sz w:val="24"/>
           <w:szCs w:val="24"/>
         </w:rPr>
-        <w:t>код</w:t>
-      </w:r>
-      <w:proofErr w:type="gramEnd"/>
-      <w:r>
-        <w:rPr>
-          <w:b w:val="0"/>
-          <w:bCs w:val="0"/>
-          <w:sz w:val="24"/>
-          <w:szCs w:val="24"/>
-        </w:rPr>
-        <w:t xml:space="preserve"> для триггера</w:t>
+        <w:t>код для триггера</w:t>
       </w:r>
     </w:p>
     <w:p>
@@ -5812,6 +5548,7 @@
   <w:style w:type="character" w:default="1" w:styleId="a0">
     <w:name w:val="Default Paragraph Font"/>
     <w:uiPriority w:val="1"/>
+    <w:semiHidden/>
     <w:unhideWhenUsed/>
   </w:style>
   <w:style w:type="table" w:default="1" w:styleId="a1">
